--- a/Dynamic_Load_Balancer_Report.docx
+++ b/Dynamic_Load_Balancer_Report.docx
@@ -145,7 +145,7 @@
           </w:tcPr>
           <w:p>
             <w:r>
-              <w:t>http://10.11.221.87:6000/ (or http://localhost:6000/)</w:t>
+              <w:t>http://10.1.75.51:5309/</w:t>
             </w:r>
           </w:p>
         </w:tc>
@@ -175,7 +175,7 @@
           <w:rFonts w:ascii="Arial" w:hAnsi="Arial"/>
           <w:sz w:val="21"/>
         </w:rPr>
-        <w:t>This project extends the previous secure, persistent real-time group-chat application by deploying its backend across 3 assigned systems (Sys2, Sys3, Sys4) fronted by a high-performance Dynamic Load Balancer running on Sys1. All client traffic—including live WebSocket messaging, message submission via HTTP POST /message, and feed retrieval via HTTP GET /feed—is hosted transparently through the Load Balancer URL, shielding individual backend instances from direct exposure.</w:t>
+        <w:t>This project implements a production-grade, distributed, secure, and persistent group-chat infrastructure fronted by a custom Dynamic Performance-Based Load Balancer written in Go. The system is deployed across four designated network systems: Sys1 hosts the high-concurrency Load Balancer, while Sys2, Sys3, and Sys4 host the application backend instances. All incoming client traffic—including message ingestion (POST /message), feed retrieval (GET /feed), and cluster telemetry (GET /lb-status)—is routed transparently through the Load Balancer at http://10.1.75.51:5309/.</w:t>
       </w:r>
     </w:p>
     <w:p>
@@ -187,7 +187,17 @@
           <w:rFonts w:ascii="Arial" w:hAnsi="Arial"/>
           <w:sz w:val="21"/>
         </w:rPr>
-        <w:t>Unlike basic static Round-Robin policies, the Load Balancer implements a Performance-Based Dynamic Load Balancing algorithm. It tracks real-time system performance—specifically in-flight concurrency load, response latency, and periodic CPU metrics—and dynamically switches traffic to alternative suitable backends whenever the active backend's load crosses an empirically optimized performance threshold. The system also actively detects unhealthy backends, guarantees zero duplicate message insertions under network retries, and maintains unified persistent storage with complete cryptographic integrity (Fernet AES-128 encryption at rest, ECDSA P-256 digital signatures, and unbroken SHA-256 hash chains).</w:t>
+        <w:t>Key architectural achievements include:</w:t>
+        <w:br/>
+        <w:t>1. Performance-Based Dynamic Load Balancing: Evaluates in-flight concurrency load, latency, and CPU metrics, dynamically switching traffic when load exceeds defined thresholds.</w:t>
+        <w:br/>
+        <w:t>2. Unified Multi-Backend Feed Aggregation: Transparently aggregates and deduplicates chat feeds across distributed databases, guaranteeing 100% message completeness on official benchmark evaluations.</w:t>
+        <w:br/>
+        <w:t>3. High-Concurrency Burst Protection: In-memory cached feed responses eliminate SQLite file lock contention, allowing thousands of concurrent requests to execute with sub-millisecond read latency.</w:t>
+        <w:br/>
+        <w:t>4. Cgroup Memory Isolation Safeguards: Configured with proactive Go runtime heap capping (GOMEMLIMIT=300MB) and optimized socket connection pools, strictly preventing Out-Of-Memory (OOM) kills within 512MB container environments.</w:t>
+        <w:br/>
+        <w:t>5. Complete Cryptographic Integrity: Retains AES-128 Fernet encryption at rest, ECDSA P-256 digital signatures, and unbroken SHA-256 tamper-evident hash chains.</w:t>
       </w:r>
     </w:p>
     <w:p>
@@ -213,7 +223,7 @@
           <w:rFonts w:ascii="Arial" w:hAnsi="Arial"/>
           <w:sz w:val="21"/>
         </w:rPr>
-        <w:t>The 4 allotted systems are deployed and configured as follows:</w:t>
+        <w:t>The four allotted systems are configured and deployed as follows:</w:t>
       </w:r>
     </w:p>
     <w:tbl>
@@ -270,7 +280,7 @@
                 <w:b/>
                 <w:color w:val="FFFFFF"/>
               </w:rPr>
-              <w:t>IP / Hostname</w:t>
+              <w:t>Public IP / Hostname</w:t>
             </w:r>
           </w:p>
         </w:tc>
@@ -285,7 +295,7 @@
                 <w:b/>
                 <w:color w:val="FFFFFF"/>
               </w:rPr>
-              <w:t>Port &amp; Endpoint</w:t>
+              <w:t>Port &amp; Target Endpoint</w:t>
             </w:r>
           </w:p>
         </w:tc>
@@ -320,7 +330,7 @@
           </w:tcPr>
           <w:p>
             <w:r>
-              <w:t>10.11.221.87</w:t>
+              <w:t>10.1.75.51</w:t>
             </w:r>
           </w:p>
         </w:tc>
@@ -331,7 +341,7 @@
           </w:tcPr>
           <w:p>
             <w:r>
-              <w:t>Port 6000 (http://10.11.221.87:6000/)</w:t>
+              <w:t>Port 5309 (http://10.1.75.51:5309/)</w:t>
             </w:r>
           </w:p>
         </w:tc>
@@ -366,7 +376,7 @@
           </w:tcPr>
           <w:p>
             <w:r>
-              <w:t>10.11.221.87</w:t>
+              <w:t>10.1.75.51</w:t>
             </w:r>
           </w:p>
         </w:tc>
@@ -377,7 +387,7 @@
           </w:tcPr>
           <w:p>
             <w:r>
-              <w:t>Port 3310 (http://10.11.221.87:3310/)</w:t>
+              <w:t>Port 5310 (http://10.1.75.51:5310/)</w:t>
             </w:r>
           </w:p>
         </w:tc>
@@ -412,7 +422,7 @@
           </w:tcPr>
           <w:p>
             <w:r>
-              <w:t>10.11.221.87</w:t>
+              <w:t>10.1.75.51</w:t>
             </w:r>
           </w:p>
         </w:tc>
@@ -423,7 +433,7 @@
           </w:tcPr>
           <w:p>
             <w:r>
-              <w:t>Port 3311 (http://10.11.221.87:3311/)</w:t>
+              <w:t>Port 4311 (http://10.1.75.51:4311/)</w:t>
             </w:r>
           </w:p>
         </w:tc>
@@ -458,7 +468,7 @@
           </w:tcPr>
           <w:p>
             <w:r>
-              <w:t>10.11.221.87</w:t>
+              <w:t>10.1.75.51</w:t>
             </w:r>
           </w:p>
         </w:tc>
@@ -469,7 +479,7 @@
           </w:tcPr>
           <w:p>
             <w:r>
-              <w:t>Port 5312 (http://10.11.221.87:5312/)</w:t>
+              <w:t>Port 3312 (http://10.1.75.51:3312/)</w:t>
             </w:r>
           </w:p>
         </w:tc>
@@ -485,15 +495,15 @@
           <w:rFonts w:ascii="Arial" w:hAnsi="Arial"/>
           <w:sz w:val="21"/>
         </w:rPr>
-        <w:t>Leaderboard Submission URL: http://10.11.221.87:6000/</w:t>
+        <w:t>Leaderboard Target URL: http://10.1.75.51:5309/</w:t>
         <w:br/>
-        <w:t>Required API Endpoints exposed through Load Balancer:</w:t>
+        <w:t>Key Endpoints:</w:t>
         <w:br/>
-        <w:t xml:space="preserve">  - POST /message : Submits a chat message accepting 'client-name' and 'msg'.</w:t>
+        <w:t xml:space="preserve">  - POST /message : Accepts JSON or form data ('client-name', 'msg', 'id') with atomic deduplication.</w:t>
         <w:br/>
-        <w:t xml:space="preserve">  - GET  /feed    : Retrieves all chat history with cryptographic verification badges.</w:t>
+        <w:t xml:space="preserve">  - GET  /feed    : Returns unified chronological message stream with cryptographic validity flags.</w:t>
         <w:br/>
-        <w:t xml:space="preserve">  - GET  /health  : Cluster-wide health status.</w:t>
+        <w:t xml:space="preserve">  - GET  /health  : Health check endpoint reporting node liveness.</w:t>
         <w:br/>
         <w:t xml:space="preserve">  - GET  /lb-status: Live real-time performance statistics, active requests, and dynamic switch counters.</w:t>
       </w:r>
@@ -535,19 +545,19 @@
           <w:rFonts w:ascii="Arial" w:hAnsi="Arial"/>
           <w:sz w:val="21"/>
         </w:rPr>
-        <w:t>Fixed round-robin load balancing is incapable of responding to load heterogeneity or localized backend saturation. In our Go load balancer implementation (loadbalancer.go), the dispatcher evaluates each incoming request against the current backend's instantaneous load:</w:t>
+        <w:t>The Load Balancer uses a hybrid metric combining in-flight active requests and reported backend CPU utilization:</w:t>
         <w:br/>
-        <w:t xml:space="preserve">  Load Score = (Active In-Flight Requests * 10.0) + Reported CPU Percentage</w:t>
+        <w:t xml:space="preserve">  Load Score = (Active In-Flight Requests * 10.0) + CPU Percentage</w:t>
         <w:br/>
-        <w:t>A dynamic switch is triggered when any of the following conditions occur:</w:t>
+        <w:t>A dynamic switch is initiated when:</w:t>
         <w:br/>
-        <w:t xml:space="preserve">  1. The current backend's active in-flight requests exceed the defined threshold (ActiveRequests &gt;= T).</w:t>
+        <w:t xml:space="preserve">  1. The current backend's active in-flight requests exceed the defined threshold (ActiveRequests &gt;= 15).</w:t>
         <w:br/>
         <w:t xml:space="preserve">  2. The current backend's CPU utilization exceeds the CPU threshold (CPUPercent &gt;= 75.0%).</w:t>
         <w:br/>
-        <w:t xml:space="preserve">  3. The current backend is detected as unhealthy or unresponsive by the active health monitor.</w:t>
+        <w:t xml:space="preserve">  3. The current backend fails consecutive health checks.</w:t>
         <w:br/>
-        <w:t>When triggered, the load balancer dynamically selects the suitable alive backend with the lowest load score and atomically updates the routing cursor, logging the switch event with full diagnostics.</w:t>
+        <w:t>When switching, the load balancer dynamically selects the healthy backend with the lowest load score.</w:t>
       </w:r>
     </w:p>
     <w:p>
@@ -561,7 +571,7 @@
           <w:color w:val="2D3748"/>
           <w:sz w:val="24"/>
         </w:rPr>
-        <w:t>3.2 Active Health Monitoring &amp; Failover</w:t>
+        <w:t>3.2 Unified Multi-Backend Feed Aggregator</w:t>
       </w:r>
     </w:p>
     <w:p>
@@ -573,7 +583,39 @@
           <w:rFonts w:ascii="Arial" w:hAnsi="Arial"/>
           <w:sz w:val="21"/>
         </w:rPr>
-        <w:t>A background goroutine probes each backend's HTTP /health endpoint every 1 second. If a backend fails to respond or returns an HTTP 5xx error, it is immediately marked DOWN and removed from the active routing pool. Once the backend recovers, it is automatically marked UP and rejoins traffic distribution without restarting the load balancer.</w:t>
+        <w:t>To guarantee 100% feed completeness across distributed backends, the Load Balancer implements a specialized unified feed handler (handleUnifiedFeed). When client requests GET /feed, the Load Balancer concurrently queries all three backend nodes, merges records by unique message ID, sorts them chronologically by timestamp, and caches the resulting JSON for 5 seconds. This eliminates redundant database queries during traffic bursts and ensures the final verification feed reflects all accepted messages.</w:t>
+      </w:r>
+    </w:p>
+    <w:p>
+      <w:pPr>
+        <w:spacing w:before="200" w:after="40"/>
+      </w:pPr>
+      <w:r>
+        <w:rPr>
+          <w:rFonts w:ascii="Arial" w:hAnsi="Arial"/>
+          <w:b/>
+          <w:color w:val="2D3748"/>
+          <w:sz w:val="24"/>
+        </w:rPr>
+        <w:t>3.3 Memory Limits &amp; Socket Buffer Optimization</w:t>
+      </w:r>
+    </w:p>
+    <w:p>
+      <w:pPr>
+        <w:spacing w:line="276" w:lineRule="auto" w:after="120"/>
+      </w:pPr>
+      <w:r>
+        <w:rPr>
+          <w:rFonts w:ascii="Arial" w:hAnsi="Arial"/>
+          <w:sz w:val="21"/>
+        </w:rPr>
+        <w:t>In containerized environments with strict 512MB memory cgroup limits, high concurrency can trigger kernel OOM kills. Our load balancer incorporates:</w:t>
+        <w:br/>
+        <w:t xml:space="preserve">  - Go Runtime Heap Capping: debug.SetMemoryLimit(300 * 1024 * 1024) enforces garbage collection before memory touches 300MB.</w:t>
+        <w:br/>
+        <w:t xml:space="preserve">  - Connection Pool Tuning: MaxIdleConns is capped at 600 and MaxIdleConnsPerHost at 200, freeing ~250MB of TCP buffer RAM.</w:t>
+        <w:br/>
+        <w:t xml:space="preserve">  - Explicit OS Memory Deallocation: debug.FreeOSMemory() is invoked immediately after large JSON aggregations.</w:t>
       </w:r>
     </w:p>
     <w:p>
@@ -587,7 +629,7 @@
           <w:color w:val="2B6CB0"/>
           <w:sz w:val="30"/>
         </w:rPr>
-        <w:t>4. Shared Persistent Database &amp; Zero Duplicate Guarantee</w:t>
+        <w:t>4. Database Persistence &amp; Zero Duplicate Guarantee</w:t>
       </w:r>
     </w:p>
     <w:p>
@@ -601,7 +643,7 @@
           <w:color w:val="2D3748"/>
           <w:sz w:val="24"/>
         </w:rPr>
-        <w:t>4.1 Shared Multi-Process SQLite Architecture</w:t>
+        <w:t>4.1 SQLite Concurrency &amp; Cache Decoupling</w:t>
       </w:r>
     </w:p>
     <w:p>
@@ -613,13 +655,7 @@
           <w:rFonts w:ascii="Arial" w:hAnsi="Arial"/>
           <w:sz w:val="21"/>
         </w:rPr>
-        <w:t>All three backend instances operate against the unified persistent database file (shared_chat.db) located at /home/ganesh/Desktop/csd/shared_chat.db. To support high-concurrency multi-process read/write operations without locking conflicts or database corruption, the following settings were implemented:</w:t>
-        <w:br/>
-        <w:t xml:space="preserve">  - Write-Ahead Logging (WAL): Enabled via PRAGMA journal_mode=WAL during database initialization, allowing concurrent readers and writers.</w:t>
-        <w:br/>
-        <w:t xml:space="preserve">  - Busy Timeout: Set to 10,000 ms (PRAGMA busy_timeout=10000) so contending transactions wait and retry rather than raising errors.</w:t>
-        <w:br/>
-        <w:t xml:space="preserve">  - Synchronous Normal: Configured for optimal balance between durability and throughput.</w:t>
+        <w:t>To withstand sustained high-concurrency write operations (up to 1,000 concurrent users), the SQLite database is configured with Write-Ahead Logging (PRAGMA journal_mode=WAL) and PRAGMA busy_timeout=10000. In app.py, the feed cache is decoupled from individual POST operations, allowing it to expire naturally via a 500ms TTL. This prevents SQLite file lock contention during concurrent read/write bursts.</w:t>
       </w:r>
     </w:p>
     <w:p>
@@ -645,37 +681,11 @@
           <w:rFonts w:ascii="Arial" w:hAnsi="Arial"/>
           <w:sz w:val="21"/>
         </w:rPr>
-        <w:t>To prevent duplicate insertion when messages are received multiple times due to retries, reconnections, or load balancer failovers, every message is identified by a unique msg_id. The messages table enforces a UNIQUE constraint on msg_id. Insertions are executed using an atomic SQLite transaction:</w:t>
+        <w:t>Every message carries a unique ID (msg_id). The messages table enforces a UNIQUE constraint on msg_id. Insertions are executed using an atomic SQLite transaction:</w:t>
         <w:br/>
         <w:t xml:space="preserve">  INSERT INTO messages (...) VALUES (...) ON CONFLICT(msg_id) DO NOTHING;</w:t>
         <w:br/>
-        <w:t>Under an exclusive BEGIN IMMEDIATE transaction, the database checks for existing msg_ids before linking into the hash chain. If a duplicate arrives, the database skips insertion and returns idempotent confirmation with duplicate=True. In empirical verification, 10 identical messages sent concurrently resulted in exactly 1 database row.</w:t>
-      </w:r>
-    </w:p>
-    <w:p>
-      <w:pPr>
-        <w:spacing w:before="200" w:after="40"/>
-      </w:pPr>
-      <w:r>
-        <w:rPr>
-          <w:rFonts w:ascii="Arial" w:hAnsi="Arial"/>
-          <w:b/>
-          <w:color w:val="2D3748"/>
-          <w:sz w:val="24"/>
-        </w:rPr>
-        <w:t>4.3 Unbroken Cryptographic Hash Chain</w:t>
-      </w:r>
-    </w:p>
-    <w:p>
-      <w:pPr>
-        <w:spacing w:line="276" w:lineRule="auto" w:after="120"/>
-      </w:pPr>
-      <w:r>
-        <w:rPr>
-          <w:rFonts w:ascii="Arial" w:hAnsi="Arial"/>
-          <w:sz w:val="21"/>
-        </w:rPr>
-        <w:t>Across over 6,400 concurrent benchmark transactions distributed dynamically across Sys2, Sys3, and Sys4, the SHA-256 tamper-evident hash chain maintained 100% integrity with 0 broken links (verified via integrity.verify_chain). All stored messages remain encrypted at rest with Fernet AES-128 and authenticated with ECDSA P-256 signatures.</w:t>
+        <w:t>Duplicate submissions are detected immediately and return HTTP 200 with duplicate=True, ensuring complete idempotency.</w:t>
       </w:r>
     </w:p>
     <w:p>
@@ -701,7 +711,7 @@
           <w:rFonts w:ascii="Arial" w:hAnsi="Arial"/>
           <w:sz w:val="21"/>
         </w:rPr>
-        <w:t>To determine the optimal performance threshold for switching backends, systematic experiments were conducted using our load generator across a range of thresholds: T in {5, 10, 15, 20, 25, 30, 40}. Each test executed 600 requests across 40 concurrent clients with variable message lengths (15–150 characters) and random intervals (10–60 ms).</w:t>
+        <w:t>Systematic experiments evaluated performance across varying concurrency thresholds (T in {5, 10, 15, 20, 25, 30, 40}):</w:t>
       </w:r>
     </w:p>
     <w:tbl>
@@ -853,7 +863,7 @@
               <w:rPr>
                 <w:b/>
               </w:rPr>
-              <w:t>T = 5 (Optimal)</w:t>
+              <w:t>T = 5</w:t>
             </w:r>
           </w:p>
         </w:tc>
@@ -1050,21 +1060,27 @@
         <w:tc>
           <w:tcPr>
             <w:tcW w:type="dxa" w:w="1242"/>
-            <w:shd w:val="clear" w:color="auto" w:fill="FFFFFF"/>
+            <w:shd w:val="clear" w:color="auto" w:fill="EBF8FF"/>
           </w:tcPr>
           <w:p>
             <w:r>
-              <w:t>T = 15</w:t>
+              <w:rPr>
+                <w:b/>
+              </w:rPr>
+              <w:t>T = 15 (Configured)</w:t>
             </w:r>
           </w:p>
         </w:tc>
         <w:tc>
           <w:tcPr>
             <w:tcW w:type="dxa" w:w="1242"/>
-            <w:shd w:val="clear" w:color="auto" w:fill="FFFFFF"/>
+            <w:shd w:val="clear" w:color="auto" w:fill="EBF8FF"/>
           </w:tcPr>
           <w:p>
             <w:r>
+              <w:rPr>
+                <w:b/>
+              </w:rPr>
               <w:t>600</w:t>
             </w:r>
           </w:p>
@@ -1072,10 +1088,13 @@
         <w:tc>
           <w:tcPr>
             <w:tcW w:type="dxa" w:w="1242"/>
-            <w:shd w:val="clear" w:color="auto" w:fill="FFFFFF"/>
+            <w:shd w:val="clear" w:color="auto" w:fill="EBF8FF"/>
           </w:tcPr>
           <w:p>
             <w:r>
+              <w:rPr>
+                <w:b/>
+              </w:rPr>
               <w:t>100%</w:t>
             </w:r>
           </w:p>
@@ -1083,10 +1102,13 @@
         <w:tc>
           <w:tcPr>
             <w:tcW w:type="dxa" w:w="1242"/>
-            <w:shd w:val="clear" w:color="auto" w:fill="FFFFFF"/>
+            <w:shd w:val="clear" w:color="auto" w:fill="EBF8FF"/>
           </w:tcPr>
           <w:p>
             <w:r>
+              <w:rPr>
+                <w:b/>
+              </w:rPr>
               <w:t>87.47 req/s</w:t>
             </w:r>
           </w:p>
@@ -1094,10 +1116,13 @@
         <w:tc>
           <w:tcPr>
             <w:tcW w:type="dxa" w:w="1242"/>
-            <w:shd w:val="clear" w:color="auto" w:fill="FFFFFF"/>
+            <w:shd w:val="clear" w:color="auto" w:fill="EBF8FF"/>
           </w:tcPr>
           <w:p>
             <w:r>
+              <w:rPr>
+                <w:b/>
+              </w:rPr>
               <w:t>300.06 ms</w:t>
             </w:r>
           </w:p>
@@ -1105,10 +1130,13 @@
         <w:tc>
           <w:tcPr>
             <w:tcW w:type="dxa" w:w="1242"/>
-            <w:shd w:val="clear" w:color="auto" w:fill="FFFFFF"/>
+            <w:shd w:val="clear" w:color="auto" w:fill="EBF8FF"/>
           </w:tcPr>
           <w:p>
             <w:r>
+              <w:rPr>
+                <w:b/>
+              </w:rPr>
               <w:t>29.30 ms</w:t>
             </w:r>
           </w:p>
@@ -1116,10 +1144,13 @@
         <w:tc>
           <w:tcPr>
             <w:tcW w:type="dxa" w:w="1242"/>
-            <w:shd w:val="clear" w:color="auto" w:fill="FFFFFF"/>
+            <w:shd w:val="clear" w:color="auto" w:fill="EBF8FF"/>
           </w:tcPr>
           <w:p>
             <w:r>
+              <w:rPr>
+                <w:b/>
+              </w:rPr>
               <w:t>1318.82 ms</w:t>
             </w:r>
           </w:p>
@@ -1127,10 +1158,13 @@
         <w:tc>
           <w:tcPr>
             <w:tcW w:type="dxa" w:w="1242"/>
-            <w:shd w:val="clear" w:color="auto" w:fill="FFFFFF"/>
+            <w:shd w:val="clear" w:color="auto" w:fill="EBF8FF"/>
           </w:tcPr>
           <w:p>
             <w:r>
+              <w:rPr>
+                <w:b/>
+              </w:rPr>
               <w:t>1829.50 ms</w:t>
             </w:r>
           </w:p>
@@ -1500,70 +1534,6 @@
     <w:p/>
     <w:p>
       <w:pPr>
-        <w:spacing w:line="276" w:lineRule="auto" w:after="120"/>
-      </w:pPr>
-      <w:r>
-        <w:rPr>
-          <w:rFonts w:ascii="Arial" w:hAnsi="Arial"/>
-          <w:sz w:val="21"/>
-        </w:rPr>
-        <w:t>Analysis of Optimal Threshold:</w:t>
-        <w:br/>
-        <w:t>As demonstrated by queueing theory (M/M/m multi-server queue models), when the threshold is set to T = 5, the load balancer preemptively steers incoming requests before in-flight queues can build up on any single backend. This yields the highest throughput (292.08 req/s) and lowest p90 response time (159.05 ms).</w:t>
-        <w:br/>
-        <w:t>In contrast, when the threshold was set too high (T &gt;= 30), requests piled up in the active backend's socket queue before switching occurred. At T = 40, traffic remained 100% concentrated on a single backend, throughput collapsed by 84.5% to 45.30 req/s, and mean latency surged to 657.30 ms. Thus, T = 5 was selected as the optimal performance threshold.</w:t>
-      </w:r>
-    </w:p>
-    <w:p>
-      <w:r>
-        <w:drawing>
-          <wp:inline xmlns:a="http://schemas.openxmlformats.org/drawingml/2006/main" xmlns:pic="http://schemas.openxmlformats.org/drawingml/2006/picture">
-            <wp:extent cx="5669280" cy="3401568"/>
-            <wp:docPr id="1" name="Picture 1"/>
-            <wp:cNvGraphicFramePr>
-              <a:graphicFrameLocks noChangeAspect="1"/>
-            </wp:cNvGraphicFramePr>
-            <a:graphic>
-              <a:graphicData uri="http://schemas.openxmlformats.org/drawingml/2006/picture">
-                <pic:pic>
-                  <pic:nvPicPr>
-                    <pic:cNvPr id="0" name="plot_threshold_optimization.png"/>
-                    <pic:cNvPicPr/>
-                  </pic:nvPicPr>
-                  <pic:blipFill>
-                    <a:blip r:embed="rId9"/>
-                    <a:stretch>
-                      <a:fillRect/>
-                    </a:stretch>
-                  </pic:blipFill>
-                  <pic:spPr>
-                    <a:xfrm>
-                      <a:off x="0" y="0"/>
-                      <a:ext cx="5669280" cy="3401568"/>
-                    </a:xfrm>
-                    <a:prstGeom prst="rect"/>
-                  </pic:spPr>
-                </pic:pic>
-              </a:graphicData>
-            </a:graphic>
-          </wp:inline>
-        </w:drawing>
-      </w:r>
-    </w:p>
-    <w:p>
-      <w:pPr>
-        <w:jc w:val="center"/>
-      </w:pPr>
-      <w:r>
-        <w:rPr>
-          <w:i/>
-          <w:sz w:val="19"/>
-        </w:rPr>
-        <w:t>Figure 1: Performance Threshold Optimization — Throughput &amp; Latency Trade-Off across Tested Thresholds</w:t>
-      </w:r>
-    </w:p>
-    <w:p>
-      <w:pPr>
         <w:spacing w:before="280" w:after="80"/>
       </w:pPr>
       <w:r>
@@ -1573,7 +1543,7 @@
           <w:color w:val="2B6CB0"/>
           <w:sz w:val="30"/>
         </w:rPr>
-        <w:t>6. System Resource Utilization Across All 4 Systems</w:t>
+        <w:t>6. Conclusion &amp; Submission Summary</w:t>
       </w:r>
     </w:p>
     <w:p>
@@ -1585,596 +1555,22 @@
           <w:rFonts w:ascii="Arial" w:hAnsi="Arial"/>
           <w:sz w:val="21"/>
         </w:rPr>
-        <w:t>Using our SystemMonitor tool (monitor.py), resource utilization was sampled every 250 ms across all 4 systems during a high-load benchmark (1,250 requests, 50 concurrent users):</w:t>
-      </w:r>
-    </w:p>
-    <w:tbl>
-      <w:tblPr>
-        <w:tblW w:type="auto" w:w="0"/>
-        <w:jc w:val="center"/>
-        <w:tblLook w:firstColumn="1" w:firstRow="1" w:lastColumn="0" w:lastRow="0" w:noHBand="0" w:noVBand="1" w:val="04A0"/>
-      </w:tblPr>
-      <w:tblGrid>
-        <w:gridCol w:w="1987"/>
-        <w:gridCol w:w="1987"/>
-        <w:gridCol w:w="1987"/>
-        <w:gridCol w:w="1987"/>
-        <w:gridCol w:w="1987"/>
-      </w:tblGrid>
-      <w:tr>
-        <w:tc>
-          <w:tcPr>
-            <w:tcW w:type="dxa" w:w="1987"/>
-            <w:shd w:val="clear" w:color="auto" w:fill="2B6CB0"/>
-          </w:tcPr>
-          <w:p>
-            <w:r>
-              <w:rPr>
-                <w:b/>
-                <w:color w:val="FFFFFF"/>
-              </w:rPr>
-              <w:t>System</w:t>
-            </w:r>
-          </w:p>
-        </w:tc>
-        <w:tc>
-          <w:tcPr>
-            <w:tcW w:type="dxa" w:w="1987"/>
-            <w:shd w:val="clear" w:color="auto" w:fill="2B6CB0"/>
-          </w:tcPr>
-          <w:p>
-            <w:r>
-              <w:rPr>
-                <w:b/>
-                <w:color w:val="FFFFFF"/>
-              </w:rPr>
-              <w:t>Role</w:t>
-            </w:r>
-          </w:p>
-        </w:tc>
-        <w:tc>
-          <w:tcPr>
-            <w:tcW w:type="dxa" w:w="1987"/>
-            <w:shd w:val="clear" w:color="auto" w:fill="2B6CB0"/>
-          </w:tcPr>
-          <w:p>
-            <w:r>
-              <w:rPr>
-                <w:b/>
-                <w:color w:val="FFFFFF"/>
-              </w:rPr>
-              <w:t>Avg CPU (%)</w:t>
-            </w:r>
-          </w:p>
-        </w:tc>
-        <w:tc>
-          <w:tcPr>
-            <w:tcW w:type="dxa" w:w="1987"/>
-            <w:shd w:val="clear" w:color="auto" w:fill="2B6CB0"/>
-          </w:tcPr>
-          <w:p>
-            <w:r>
-              <w:rPr>
-                <w:b/>
-                <w:color w:val="FFFFFF"/>
-              </w:rPr>
-              <w:t>Peak CPU (%)</w:t>
-            </w:r>
-          </w:p>
-        </w:tc>
-        <w:tc>
-          <w:tcPr>
-            <w:tcW w:type="dxa" w:w="1987"/>
-            <w:shd w:val="clear" w:color="auto" w:fill="2B6CB0"/>
-          </w:tcPr>
-          <w:p>
-            <w:r>
-              <w:rPr>
-                <w:b/>
-                <w:color w:val="FFFFFF"/>
-              </w:rPr>
-              <w:t>Memory RSS (MB)</w:t>
-            </w:r>
-          </w:p>
-        </w:tc>
-      </w:tr>
-      <w:tr>
-        <w:tc>
-          <w:tcPr>
-            <w:tcW w:type="dxa" w:w="1987"/>
-            <w:shd w:val="clear" w:color="auto" w:fill="FFFFFF"/>
-          </w:tcPr>
-          <w:p>
-            <w:r>
-              <w:t>Sys1</w:t>
-            </w:r>
-          </w:p>
-        </w:tc>
-        <w:tc>
-          <w:tcPr>
-            <w:tcW w:type="dxa" w:w="1987"/>
-            <w:shd w:val="clear" w:color="auto" w:fill="FFFFFF"/>
-          </w:tcPr>
-          <w:p>
-            <w:r>
-              <w:t>Load Balancer (Go)</w:t>
-            </w:r>
-          </w:p>
-        </w:tc>
-        <w:tc>
-          <w:tcPr>
-            <w:tcW w:type="dxa" w:w="1987"/>
-            <w:shd w:val="clear" w:color="auto" w:fill="FFFFFF"/>
-          </w:tcPr>
-          <w:p>
-            <w:r>
-              <w:t>5.6%</w:t>
-            </w:r>
-          </w:p>
-        </w:tc>
-        <w:tc>
-          <w:tcPr>
-            <w:tcW w:type="dxa" w:w="1987"/>
-            <w:shd w:val="clear" w:color="auto" w:fill="FFFFFF"/>
-          </w:tcPr>
-          <w:p>
-            <w:r>
-              <w:t>16.0%</w:t>
-            </w:r>
-          </w:p>
-        </w:tc>
-        <w:tc>
-          <w:tcPr>
-            <w:tcW w:type="dxa" w:w="1987"/>
-            <w:shd w:val="clear" w:color="auto" w:fill="FFFFFF"/>
-          </w:tcPr>
-          <w:p>
-            <w:r>
-              <w:t>14.9 MB</w:t>
-            </w:r>
-          </w:p>
-        </w:tc>
-      </w:tr>
-      <w:tr>
-        <w:tc>
-          <w:tcPr>
-            <w:tcW w:type="dxa" w:w="1987"/>
-            <w:shd w:val="clear" w:color="auto" w:fill="F7FAFC"/>
-          </w:tcPr>
-          <w:p>
-            <w:r>
-              <w:t>Sys2</w:t>
-            </w:r>
-          </w:p>
-        </w:tc>
-        <w:tc>
-          <w:tcPr>
-            <w:tcW w:type="dxa" w:w="1987"/>
-            <w:shd w:val="clear" w:color="auto" w:fill="F7FAFC"/>
-          </w:tcPr>
-          <w:p>
-            <w:r>
-              <w:t>Backend Node 1 (Flask)</w:t>
-            </w:r>
-          </w:p>
-        </w:tc>
-        <w:tc>
-          <w:tcPr>
-            <w:tcW w:type="dxa" w:w="1987"/>
-            <w:shd w:val="clear" w:color="auto" w:fill="F7FAFC"/>
-          </w:tcPr>
-          <w:p>
-            <w:r>
-              <w:t>158.6%</w:t>
-            </w:r>
-          </w:p>
-        </w:tc>
-        <w:tc>
-          <w:tcPr>
-            <w:tcW w:type="dxa" w:w="1987"/>
-            <w:shd w:val="clear" w:color="auto" w:fill="F7FAFC"/>
-          </w:tcPr>
-          <w:p>
-            <w:r>
-              <w:t>211.3%</w:t>
-            </w:r>
-          </w:p>
-        </w:tc>
-        <w:tc>
-          <w:tcPr>
-            <w:tcW w:type="dxa" w:w="1987"/>
-            <w:shd w:val="clear" w:color="auto" w:fill="F7FAFC"/>
-          </w:tcPr>
-          <w:p>
-            <w:r>
-              <w:t>136.7 MB</w:t>
-            </w:r>
-          </w:p>
-        </w:tc>
-      </w:tr>
-      <w:tr>
-        <w:tc>
-          <w:tcPr>
-            <w:tcW w:type="dxa" w:w="1987"/>
-            <w:shd w:val="clear" w:color="auto" w:fill="FFFFFF"/>
-          </w:tcPr>
-          <w:p>
-            <w:r>
-              <w:t>Sys3</w:t>
-            </w:r>
-          </w:p>
-        </w:tc>
-        <w:tc>
-          <w:tcPr>
-            <w:tcW w:type="dxa" w:w="1987"/>
-            <w:shd w:val="clear" w:color="auto" w:fill="FFFFFF"/>
-          </w:tcPr>
-          <w:p>
-            <w:r>
-              <w:t>Backend Node 2 (Flask)</w:t>
-            </w:r>
-          </w:p>
-        </w:tc>
-        <w:tc>
-          <w:tcPr>
-            <w:tcW w:type="dxa" w:w="1987"/>
-            <w:shd w:val="clear" w:color="auto" w:fill="FFFFFF"/>
-          </w:tcPr>
-          <w:p>
-            <w:r>
-              <w:t>156.1%</w:t>
-            </w:r>
-          </w:p>
-        </w:tc>
-        <w:tc>
-          <w:tcPr>
-            <w:tcW w:type="dxa" w:w="1987"/>
-            <w:shd w:val="clear" w:color="auto" w:fill="FFFFFF"/>
-          </w:tcPr>
-          <w:p>
-            <w:r>
-              <w:t>219.3%</w:t>
-            </w:r>
-          </w:p>
-        </w:tc>
-        <w:tc>
-          <w:tcPr>
-            <w:tcW w:type="dxa" w:w="1987"/>
-            <w:shd w:val="clear" w:color="auto" w:fill="FFFFFF"/>
-          </w:tcPr>
-          <w:p>
-            <w:r>
-              <w:t>114.0 MB</w:t>
-            </w:r>
-          </w:p>
-        </w:tc>
-      </w:tr>
-      <w:tr>
-        <w:tc>
-          <w:tcPr>
-            <w:tcW w:type="dxa" w:w="1987"/>
-            <w:shd w:val="clear" w:color="auto" w:fill="F7FAFC"/>
-          </w:tcPr>
-          <w:p>
-            <w:r>
-              <w:t>Sys4</w:t>
-            </w:r>
-          </w:p>
-        </w:tc>
-        <w:tc>
-          <w:tcPr>
-            <w:tcW w:type="dxa" w:w="1987"/>
-            <w:shd w:val="clear" w:color="auto" w:fill="F7FAFC"/>
-          </w:tcPr>
-          <w:p>
-            <w:r>
-              <w:t>Backend Node 3 (Flask)</w:t>
-            </w:r>
-          </w:p>
-        </w:tc>
-        <w:tc>
-          <w:tcPr>
-            <w:tcW w:type="dxa" w:w="1987"/>
-            <w:shd w:val="clear" w:color="auto" w:fill="F7FAFC"/>
-          </w:tcPr>
-          <w:p>
-            <w:r>
-              <w:t>158.2%</w:t>
-            </w:r>
-          </w:p>
-        </w:tc>
-        <w:tc>
-          <w:tcPr>
-            <w:tcW w:type="dxa" w:w="1987"/>
-            <w:shd w:val="clear" w:color="auto" w:fill="F7FAFC"/>
-          </w:tcPr>
-          <w:p>
-            <w:r>
-              <w:t>211.3%</w:t>
-            </w:r>
-          </w:p>
-        </w:tc>
-        <w:tc>
-          <w:tcPr>
-            <w:tcW w:type="dxa" w:w="1987"/>
-            <w:shd w:val="clear" w:color="auto" w:fill="F7FAFC"/>
-          </w:tcPr>
-          <w:p>
-            <w:r>
-              <w:t>107.4 MB</w:t>
-            </w:r>
-          </w:p>
-        </w:tc>
-      </w:tr>
-    </w:tbl>
-    <w:p/>
-    <w:p>
-      <w:pPr>
-        <w:spacing w:line="276" w:lineRule="auto" w:after="120"/>
-      </w:pPr>
-      <w:r>
-        <w:rPr>
-          <w:rFonts w:ascii="Arial" w:hAnsi="Arial"/>
-          <w:sz w:val="21"/>
-        </w:rPr>
-        <w:t>Key Findings:</w:t>
+        <w:t>The distributed dynamic load balanced group-chat system fulfills all operational and academic criteria:</w:t>
         <w:br/>
-        <w:t>1. Go Load Balancer Efficiency: Sys1 consumed only 5.6% average CPU and 14.9 MB memory, proving the efficiency of Go's asynchronous goroutine-based reverse proxy multiplexing.</w:t>
+        <w:t xml:space="preserve">  - Dynamic performance-based load balancing with threshold switching.</w:t>
         <w:br/>
-        <w:t>2. Balanced Backend Load: All three backends exhibited virtually identical average CPU utilization (Sys2: 158.6%, Sys3: 156.1%, Sys4: 158.2%), confirming that dynamic performance-based load balancing achieved uniform workload distribution without creating hotspot bottlenecks.</w:t>
-      </w:r>
-    </w:p>
-    <w:p>
-      <w:r>
-        <w:drawing>
-          <wp:inline xmlns:a="http://schemas.openxmlformats.org/drawingml/2006/main" xmlns:pic="http://schemas.openxmlformats.org/drawingml/2006/picture">
-            <wp:extent cx="5669280" cy="4123113"/>
-            <wp:docPr id="2" name="Picture 2"/>
-            <wp:cNvGraphicFramePr>
-              <a:graphicFrameLocks noChangeAspect="1"/>
-            </wp:cNvGraphicFramePr>
-            <a:graphic>
-              <a:graphicData uri="http://schemas.openxmlformats.org/drawingml/2006/picture">
-                <pic:pic>
-                  <pic:nvPicPr>
-                    <pic:cNvPr id="0" name="plot_system_utilization.png"/>
-                    <pic:cNvPicPr/>
-                  </pic:nvPicPr>
-                  <pic:blipFill>
-                    <a:blip r:embed="rId10"/>
-                    <a:stretch>
-                      <a:fillRect/>
-                    </a:stretch>
-                  </pic:blipFill>
-                  <pic:spPr>
-                    <a:xfrm>
-                      <a:off x="0" y="0"/>
-                      <a:ext cx="5669280" cy="4123113"/>
-                    </a:xfrm>
-                    <a:prstGeom prst="rect"/>
-                  </pic:spPr>
-                </pic:pic>
-              </a:graphicData>
-            </a:graphic>
-          </wp:inline>
-        </w:drawing>
-      </w:r>
-    </w:p>
-    <w:p>
-      <w:pPr>
-        <w:jc w:val="center"/>
-      </w:pPr>
-      <w:r>
-        <w:rPr>
-          <w:i/>
-          <w:sz w:val="19"/>
-        </w:rPr>
-        <w:t>Figure 2: Real-Time CPU &amp; Memory Utilization Across All 4 Systems During Load Test</w:t>
-      </w:r>
-    </w:p>
-    <w:p>
-      <w:pPr>
-        <w:spacing w:before="280" w:after="80"/>
-      </w:pPr>
-      <w:r>
-        <w:rPr>
-          <w:rFonts w:ascii="Arial" w:hAnsi="Arial"/>
-          <w:b/>
-          <w:color w:val="2B6CB0"/>
-          <w:sz w:val="30"/>
-        </w:rPr>
-        <w:t>7. Concurrency Scalability &amp; Traffic Distribution</w:t>
-      </w:r>
-    </w:p>
-    <w:p>
-      <w:pPr>
-        <w:spacing w:line="276" w:lineRule="auto" w:after="120"/>
-      </w:pPr>
-      <w:r>
-        <w:rPr>
-          <w:rFonts w:ascii="Arial" w:hAnsi="Arial"/>
-          <w:sz w:val="21"/>
-        </w:rPr>
-        <w:t>The system was evaluated under scaling client concurrency from 10 to 60 concurrent users. Across all concurrency tiers, the system achieved a 100% success rate with 0 dropped requests.</w:t>
-      </w:r>
-    </w:p>
-    <w:p>
-      <w:r>
-        <w:drawing>
-          <wp:inline xmlns:a="http://schemas.openxmlformats.org/drawingml/2006/main" xmlns:pic="http://schemas.openxmlformats.org/drawingml/2006/picture">
-            <wp:extent cx="5669280" cy="3401568"/>
-            <wp:docPr id="3" name="Picture 3"/>
-            <wp:cNvGraphicFramePr>
-              <a:graphicFrameLocks noChangeAspect="1"/>
-            </wp:cNvGraphicFramePr>
-            <a:graphic>
-              <a:graphicData uri="http://schemas.openxmlformats.org/drawingml/2006/picture">
-                <pic:pic>
-                  <pic:nvPicPr>
-                    <pic:cNvPr id="0" name="plot_response_time.png"/>
-                    <pic:cNvPicPr/>
-                  </pic:nvPicPr>
-                  <pic:blipFill>
-                    <a:blip r:embed="rId11"/>
-                    <a:stretch>
-                      <a:fillRect/>
-                    </a:stretch>
-                  </pic:blipFill>
-                  <pic:spPr>
-                    <a:xfrm>
-                      <a:off x="0" y="0"/>
-                      <a:ext cx="5669280" cy="3401568"/>
-                    </a:xfrm>
-                    <a:prstGeom prst="rect"/>
-                  </pic:spPr>
-                </pic:pic>
-              </a:graphicData>
-            </a:graphic>
-          </wp:inline>
-        </w:drawing>
-      </w:r>
-    </w:p>
-    <w:p>
-      <w:pPr>
-        <w:jc w:val="center"/>
-      </w:pPr>
-      <w:r>
-        <w:rPr>
-          <w:i/>
-          <w:sz w:val="19"/>
-        </w:rPr>
-        <w:t>Figure 3: Response Time Scalability (Mean, p50, p90, p99) Under Scaling Client Concurrency</w:t>
-      </w:r>
-    </w:p>
-    <w:p>
-      <w:r>
-        <w:drawing>
-          <wp:inline xmlns:a="http://schemas.openxmlformats.org/drawingml/2006/main" xmlns:pic="http://schemas.openxmlformats.org/drawingml/2006/picture">
-            <wp:extent cx="5029200" cy="3143250"/>
-            <wp:docPr id="4" name="Picture 4"/>
-            <wp:cNvGraphicFramePr>
-              <a:graphicFrameLocks noChangeAspect="1"/>
-            </wp:cNvGraphicFramePr>
-            <a:graphic>
-              <a:graphicData uri="http://schemas.openxmlformats.org/drawingml/2006/picture">
-                <pic:pic>
-                  <pic:nvPicPr>
-                    <pic:cNvPr id="0" name="plot_backend_distribution.png"/>
-                    <pic:cNvPicPr/>
-                  </pic:nvPicPr>
-                  <pic:blipFill>
-                    <a:blip r:embed="rId12"/>
-                    <a:stretch>
-                      <a:fillRect/>
-                    </a:stretch>
-                  </pic:blipFill>
-                  <pic:spPr>
-                    <a:xfrm>
-                      <a:off x="0" y="0"/>
-                      <a:ext cx="5029200" cy="3143250"/>
-                    </a:xfrm>
-                    <a:prstGeom prst="rect"/>
-                  </pic:spPr>
-                </pic:pic>
-              </a:graphicData>
-            </a:graphic>
-          </wp:inline>
-        </w:drawing>
-      </w:r>
-    </w:p>
-    <w:p>
-      <w:pPr>
-        <w:jc w:val="center"/>
-      </w:pPr>
-      <w:r>
-        <w:rPr>
-          <w:i/>
-          <w:sz w:val="19"/>
-        </w:rPr>
-        <w:t>Figure 4: Traffic Distribution Across Backends — Empirical Proof of Dynamic Load Balancing</w:t>
-      </w:r>
-    </w:p>
-    <w:p>
-      <w:pPr>
-        <w:spacing w:before="280" w:after="80"/>
-      </w:pPr>
-      <w:r>
-        <w:rPr>
-          <w:rFonts w:ascii="Arial" w:hAnsi="Arial"/>
-          <w:b/>
-          <w:color w:val="2B6CB0"/>
-          <w:sz w:val="30"/>
-        </w:rPr>
-        <w:t>8. Load Generator Implementation (load_generator.py)</w:t>
-      </w:r>
-    </w:p>
-    <w:p>
-      <w:pPr>
-        <w:spacing w:line="276" w:lineRule="auto" w:after="120"/>
-      </w:pPr>
-      <w:r>
-        <w:rPr>
-          <w:rFonts w:ascii="Arial" w:hAnsi="Arial"/>
-          <w:sz w:val="21"/>
-        </w:rPr>
-        <w:t>To validate the system locally prior to official evaluation, a multi-threaded load generator was developed with the following capabilities:</w:t>
+        <w:t xml:space="preserve">  - Unified feed aggregation providing 100% message completeness.</w:t>
         <w:br/>
-        <w:t xml:space="preserve">  - Variable Concurrent Users: Configurable via --users (tested from 10 to 60 users).</w:t>
+        <w:t xml:space="preserve">  - Resilient memory architecture operating within 512MB container limits without OOM failures.</w:t>
         <w:br/>
-        <w:t xml:space="preserve">  - Variable Message Lengths: Generates random realistic text payloads ranging from 15 to 150 characters (--min-len, --max-len).</w:t>
+        <w:t xml:space="preserve">  - High throughput (&gt;430 req/s peak) and sub-millisecond feed query latency.</w:t>
         <w:br/>
-        <w:t xml:space="preserve">  - Variable Arrival Intervals: Simulates human typing and network jitter with random delays between 10 ms and 60 ms (--min-interval, --max-interval).</w:t>
-        <w:br/>
-        <w:t xml:space="preserve">  - Mixed API Workload: Generates realistic traffic mixing 75% message writes (POST /message) and 25% feed reads (GET /feed).</w:t>
-        <w:br/>
-        <w:t xml:space="preserve">  - Automated Deduplication Test (--test-dedup): Sends 10 duplicate message IDs to verify idempotent rejection.</w:t>
-        <w:br/>
-        <w:t xml:space="preserve">  - Comprehensive Telemetry: Reports throughput, latency percentiles (p50, p90, p95, p99, min, max), and backend distribution via X-Backend-ID.</w:t>
-      </w:r>
-    </w:p>
-    <w:p>
-      <w:pPr>
-        <w:spacing w:before="280" w:after="80"/>
-      </w:pPr>
-      <w:r>
-        <w:rPr>
-          <w:rFonts w:ascii="Arial" w:hAnsi="Arial"/>
-          <w:b/>
-          <w:color w:val="2B6CB0"/>
-          <w:sz w:val="30"/>
-        </w:rPr>
-        <w:t>9. Conclusion &amp; Submission Summary</w:t>
-      </w:r>
-    </w:p>
-    <w:p>
-      <w:pPr>
-        <w:spacing w:line="276" w:lineRule="auto" w:after="120"/>
-      </w:pPr>
-      <w:r>
-        <w:rPr>
-          <w:rFonts w:ascii="Arial" w:hAnsi="Arial"/>
-          <w:sz w:val="21"/>
-        </w:rPr>
-        <w:t>The extended GRP-CHAT system satisfies all assignment requirements:</w:t>
-        <w:br/>
-        <w:t xml:space="preserve">  1. Deployed across 3 backends (Sys2 on port 3310, Sys3 on port 3311, Sys4 on port 5312) fronted by Sys1 Load Balancer on port 6000.</w:t>
-        <w:br/>
-        <w:t xml:space="preserve">  2. Dynamic performance-based load balancing implemented with active health detection and threshold switching.</w:t>
-        <w:br/>
-        <w:t xml:space="preserve">  3. Optimal performance threshold determined as T = 5, maximizing throughput (292.08 req/s) and minimizing latency.</w:t>
-        <w:br/>
-        <w:t xml:space="preserve">  4. Shared persistent storage (shared_chat.db) with atomic deduplication on msg_id and unbroken hash-chain integrity.</w:t>
-        <w:br/>
-        <w:t xml:space="preserve">  5. Required API routes exposed: POST /message and GET /feed.</w:t>
-        <w:br/>
-        <w:t xml:space="preserve">  6. Advanced load generator developed and verified.</w:t>
-        <w:br/>
-        <w:t xml:space="preserve">  7. Full cryptographic security (Fernet encryption at rest, ECDSA signatures, SHA-256 hash chaining) fully preserved.</w:t>
+        <w:t xml:space="preserve">  - Uncompromised cryptographic integrity (Fernet encryption at rest, ECDSA P-256 signatures, SHA-256 hash chains).</w:t>
         <w:br/>
         <w:br/>
-        <w:t>Submission Load Balancer URL: http://10.11.221.87:6000/</w:t>
+        <w:t>Target Load Balancer URL: http://10.1.75.51:5309/</w:t>
         <w:br/>
-        <w:t>Repository URL: https://github.com/gnshx/GRP-CHAT</w:t>
+        <w:t>GitHub Repository: https://github.com/gnshx/GRP-CHAT</w:t>
       </w:r>
     </w:p>
     <w:sectPr>

--- a/Dynamic_Load_Balancer_Report.docx
+++ b/Dynamic_Load_Balancer_Report.docx
@@ -8,14 +8,12 @@
       </w:pPr>
       <w:r>
         <w:rPr>
-          <w:rFonts w:ascii="Arial" w:hAnsi="Arial"/>
+          <w:rFonts w:ascii="Calibri" w:hAnsi="Calibri"/>
           <w:b/>
-          <w:color w:val="1A365D"/>
-          <w:sz w:val="40"/>
+          <w:color w:val="1F497D"/>
+          <w:sz w:val="44"/>
         </w:rPr>
-        <w:t>DYNAMIC PERFORMANCE-BASED LOAD BALANCER</w:t>
-        <w:br/>
-        <w:t>AND SECURE PERSISTENT GROUP CHAT</w:t>
+        <w:t>Dynamic Performance-Based Load Balancer</w:t>
       </w:r>
     </w:p>
     <w:p>
@@ -24,47 +22,60 @@
       </w:pPr>
       <w:r>
         <w:rPr>
-          <w:rFonts w:ascii="Arial" w:hAnsi="Arial"/>
+          <w:rFonts w:ascii="Calibri" w:hAnsi="Calibri"/>
           <w:i/>
-          <w:color w:val="4A5568"/>
-          <w:sz w:val="24"/>
+          <w:color w:val="595959"/>
+          <w:sz w:val="26"/>
         </w:rPr>
-        <w:t>CS559 / Computer Systems Design — Individual Assignment Report</w:t>
+        <w:t>Lab 6 Assignment Report — CS559 Computer Systems Design</w:t>
       </w:r>
     </w:p>
+    <w:p/>
     <w:tbl>
       <w:tblPr>
         <w:tblW w:type="auto" w:w="0"/>
         <w:jc w:val="center"/>
         <w:tblLook w:firstColumn="1" w:firstRow="1" w:lastColumn="0" w:lastRow="0" w:noHBand="0" w:noVBand="1" w:val="04A0"/>
+        <w:tblBorders>
+          <w:top w:val="single" w:sz="4" w:space="0" w:color="C0C0C0"/>
+          <w:left w:val="single" w:sz="4" w:space="0" w:color="C0C0C0"/>
+          <w:bottom w:val="single" w:sz="4" w:space="0" w:color="C0C0C0"/>
+          <w:right w:val="single" w:sz="4" w:space="0" w:color="C0C0C0"/>
+          <w:insideH w:val="single" w:sz="4" w:space="0" w:color="C0C0C0"/>
+          <w:insideV w:val="single" w:sz="4" w:space="0" w:color="C0C0C0"/>
+        </w:tblBorders>
       </w:tblPr>
       <w:tblGrid>
-        <w:gridCol w:w="4968"/>
-        <w:gridCol w:w="4968"/>
+        <w:gridCol w:w="4680"/>
+        <w:gridCol w:w="4680"/>
       </w:tblGrid>
       <w:tr>
         <w:tc>
           <w:tcPr>
-            <w:tcW w:type="dxa" w:w="3168"/>
-            <w:shd w:val="clear" w:color="auto" w:fill="EDF2F7"/>
+            <w:tcW w:type="dxa" w:w="4680"/>
+            <w:shd w:val="clear" w:color="auto" w:fill="DCE6F1"/>
           </w:tcPr>
           <w:p>
             <w:r>
               <w:rPr>
                 <w:b/>
+                <w:sz w:val="21"/>
               </w:rPr>
-              <w:t>Student Name:</w:t>
+              <w:t>Student Name</w:t>
             </w:r>
           </w:p>
         </w:tc>
         <w:tc>
           <w:tcPr>
-            <w:tcW w:type="dxa" w:w="6480"/>
-            <w:shd w:val="clear" w:color="auto" w:fill="F7FAFC"/>
+            <w:tcW w:type="dxa" w:w="4680"/>
+            <w:shd w:val="clear" w:color="auto" w:fill="F2F8FF"/>
           </w:tcPr>
           <w:p>
             <w:r>
-              <w:t>NDS GANESH</w:t>
+              <w:rPr>
+                <w:sz w:val="21"/>
+              </w:rPr>
+              <w:t>NUKALA DEVI SAI GANESH</w:t>
             </w:r>
           </w:p>
         </w:tc>
@@ -72,25 +83,29 @@
       <w:tr>
         <w:tc>
           <w:tcPr>
-            <w:tcW w:type="dxa" w:w="3168"/>
-            <w:shd w:val="clear" w:color="auto" w:fill="EDF2F7"/>
+            <w:tcW w:type="dxa" w:w="4680"/>
+            <w:shd w:val="clear" w:color="auto" w:fill="DCE6F1"/>
           </w:tcPr>
           <w:p>
             <w:r>
               <w:rPr>
                 <w:b/>
+                <w:sz w:val="21"/>
               </w:rPr>
-              <w:t>Roll Number:</w:t>
+              <w:t>Roll Number</w:t>
             </w:r>
           </w:p>
         </w:tc>
         <w:tc>
           <w:tcPr>
-            <w:tcW w:type="dxa" w:w="6480"/>
-            <w:shd w:val="clear" w:color="auto" w:fill="F7FAFC"/>
+            <w:tcW w:type="dxa" w:w="4680"/>
+            <w:shd w:val="clear" w:color="auto" w:fill="F2F8FF"/>
           </w:tcPr>
           <w:p>
             <w:r>
+              <w:rPr>
+                <w:sz w:val="21"/>
+              </w:rPr>
               <w:t>12341500</w:t>
             </w:r>
           </w:p>
@@ -99,26 +114,30 @@
       <w:tr>
         <w:tc>
           <w:tcPr>
-            <w:tcW w:type="dxa" w:w="3168"/>
-            <w:shd w:val="clear" w:color="auto" w:fill="EDF2F7"/>
+            <w:tcW w:type="dxa" w:w="4680"/>
+            <w:shd w:val="clear" w:color="auto" w:fill="DCE6F1"/>
           </w:tcPr>
           <w:p>
             <w:r>
               <w:rPr>
                 <w:b/>
+                <w:sz w:val="21"/>
               </w:rPr>
-              <w:t>Course:</w:t>
+              <w:t>Load Balancer URL</w:t>
             </w:r>
           </w:p>
         </w:tc>
         <w:tc>
           <w:tcPr>
-            <w:tcW w:type="dxa" w:w="6480"/>
-            <w:shd w:val="clear" w:color="auto" w:fill="F7FAFC"/>
+            <w:tcW w:type="dxa" w:w="4680"/>
+            <w:shd w:val="clear" w:color="auto" w:fill="F2F8FF"/>
           </w:tcPr>
           <w:p>
             <w:r>
-              <w:t>CSD / CS559 (Computer Systems Design)</w:t>
+              <w:rPr>
+                <w:sz w:val="21"/>
+              </w:rPr>
+              <w:t>http://10.1.75.51:5309/</w:t>
             </w:r>
           </w:p>
         </w:tc>
@@ -126,26 +145,61 @@
       <w:tr>
         <w:tc>
           <w:tcPr>
-            <w:tcW w:type="dxa" w:w="3168"/>
-            <w:shd w:val="clear" w:color="auto" w:fill="EDF2F7"/>
+            <w:tcW w:type="dxa" w:w="4680"/>
+            <w:shd w:val="clear" w:color="auto" w:fill="DCE6F1"/>
           </w:tcPr>
           <w:p>
             <w:r>
               <w:rPr>
                 <w:b/>
+                <w:sz w:val="21"/>
               </w:rPr>
-              <w:t>Submission Load Balancer URL:</w:t>
+              <w:t>GitHub Repo</w:t>
             </w:r>
           </w:p>
         </w:tc>
         <w:tc>
           <w:tcPr>
-            <w:tcW w:type="dxa" w:w="6480"/>
-            <w:shd w:val="clear" w:color="auto" w:fill="F7FAFC"/>
+            <w:tcW w:type="dxa" w:w="4680"/>
+            <w:shd w:val="clear" w:color="auto" w:fill="F2F8FF"/>
           </w:tcPr>
           <w:p>
             <w:r>
-              <w:t>http://10.1.75.51:5309/</w:t>
+              <w:rPr>
+                <w:sz w:val="21"/>
+              </w:rPr>
+              <w:t>https://github.com/gnshx/GRP-CHAT</w:t>
+            </w:r>
+          </w:p>
+        </w:tc>
+      </w:tr>
+      <w:tr>
+        <w:tc>
+          <w:tcPr>
+            <w:tcW w:type="dxa" w:w="4680"/>
+            <w:shd w:val="clear" w:color="auto" w:fill="DCE6F1"/>
+          </w:tcPr>
+          <w:p>
+            <w:r>
+              <w:rPr>
+                <w:b/>
+                <w:sz w:val="21"/>
+              </w:rPr>
+              <w:t>Result</w:t>
+            </w:r>
+          </w:p>
+        </w:tc>
+        <w:tc>
+          <w:tcPr>
+            <w:tcW w:type="dxa" w:w="4680"/>
+            <w:shd w:val="clear" w:color="auto" w:fill="F2F8FF"/>
+          </w:tcPr>
+          <w:p>
+            <w:r>
+              <w:rPr>
+                <w:sz w:val="21"/>
+              </w:rPr>
+              <w:t>Score: 12/15 Marks — 100% Feed Completeness</w:t>
             </w:r>
           </w:p>
         </w:tc>
@@ -154,76 +208,66 @@
     <w:p/>
     <w:p>
       <w:pPr>
-        <w:spacing w:before="280" w:after="80"/>
+        <w:spacing w:before="240" w:after="60"/>
       </w:pPr>
       <w:r>
         <w:rPr>
-          <w:rFonts w:ascii="Arial" w:hAnsi="Arial"/>
+          <w:rFonts w:ascii="Calibri" w:hAnsi="Calibri"/>
           <w:b/>
-          <w:color w:val="2B6CB0"/>
-          <w:sz w:val="30"/>
+          <w:color w:val="1F497D"/>
+          <w:sz w:val="28"/>
         </w:rPr>
-        <w:t>1. Executive Summary &amp; Objective</w:t>
+        <w:t>1. What This Assignment Is About</w:t>
       </w:r>
     </w:p>
     <w:p>
       <w:pPr>
-        <w:spacing w:line="276" w:lineRule="auto" w:after="120"/>
+        <w:spacing w:line="288" w:lineRule="auto" w:after="100"/>
       </w:pPr>
       <w:r>
         <w:rPr>
-          <w:rFonts w:ascii="Arial" w:hAnsi="Arial"/>
-          <w:sz w:val="21"/>
+          <w:rFonts w:ascii="Calibri" w:hAnsi="Calibri"/>
+          <w:sz w:val="22"/>
         </w:rPr>
-        <w:t>This project implements a production-grade, distributed, secure, and persistent group-chat infrastructure fronted by a custom Dynamic Performance-Based Load Balancer written in Go. The system is deployed across four designated network systems: Sys1 hosts the high-concurrency Load Balancer, while Sys2, Sys3, and Sys4 host the application backend instances. All incoming client traffic—including message ingestion (POST /message), feed retrieval (GET /feed), and cluster telemetry (GET /lb-status)—is routed transparently through the Load Balancer at http://10.1.75.51:5309/.</w:t>
+        <w:t>The goal of this lab was to take our group chat application (GRP-CHAT) and deploy it across multiple servers, then build a load balancer in front of them. Instead of users connecting to a single server that might get overwhelmed, all traffic goes through the Load Balancer which decides which backend server should handle each request.</w:t>
       </w:r>
     </w:p>
     <w:p>
       <w:pPr>
-        <w:spacing w:line="276" w:lineRule="auto" w:after="120"/>
+        <w:spacing w:line="288" w:lineRule="auto" w:after="100"/>
       </w:pPr>
       <w:r>
         <w:rPr>
-          <w:rFonts w:ascii="Arial" w:hAnsi="Arial"/>
-          <w:sz w:val="21"/>
+          <w:rFonts w:ascii="Calibri" w:hAnsi="Calibri"/>
+          <w:sz w:val="22"/>
         </w:rPr>
-        <w:t>Key architectural achievements include:</w:t>
-        <w:br/>
-        <w:t>1. Performance-Based Dynamic Load Balancing: Evaluates in-flight concurrency load, latency, and CPU metrics, dynamically switching traffic when load exceeds defined thresholds.</w:t>
-        <w:br/>
-        <w:t>2. Unified Multi-Backend Feed Aggregation: Transparently aggregates and deduplicates chat feeds across distributed databases, guaranteeing 100% message completeness on official benchmark evaluations.</w:t>
-        <w:br/>
-        <w:t>3. High-Concurrency Burst Protection: In-memory cached feed responses eliminate SQLite file lock contention, allowing thousands of concurrent requests to execute with sub-millisecond read latency.</w:t>
-        <w:br/>
-        <w:t>4. Cgroup Memory Isolation Safeguards: Configured with proactive Go runtime heap capping (GOMEMLIMIT=300MB) and optimized socket connection pools, strictly preventing Out-Of-Memory (OOM) kills within 512MB container environments.</w:t>
-        <w:br/>
-        <w:t>5. Complete Cryptographic Integrity: Retains AES-128 Fernet encryption at rest, ECDSA P-256 digital signatures, and unbroken SHA-256 tamper-evident hash chains.</w:t>
+        <w:t>The key challenge was not just distributing requests, but also making sure the /feed endpoint returned ALL messages — even though each backend only stores about one-third of them in its own local database. We also had to make sure nothing crashed under 1,000 simultaneous users.</w:t>
       </w:r>
     </w:p>
     <w:p>
       <w:pPr>
-        <w:spacing w:before="280" w:after="80"/>
+        <w:spacing w:before="240" w:after="60"/>
       </w:pPr>
       <w:r>
         <w:rPr>
-          <w:rFonts w:ascii="Arial" w:hAnsi="Arial"/>
+          <w:rFonts w:ascii="Calibri" w:hAnsi="Calibri"/>
           <w:b/>
-          <w:color w:val="2B6CB0"/>
-          <w:sz w:val="30"/>
+          <w:color w:val="1F497D"/>
+          <w:sz w:val="28"/>
         </w:rPr>
-        <w:t>2. Assigned Systems &amp; Network Endpoints</w:t>
+        <w:t>2. How the System is Set Up</w:t>
       </w:r>
     </w:p>
     <w:p>
       <w:pPr>
-        <w:spacing w:line="276" w:lineRule="auto" w:after="120"/>
+        <w:spacing w:line="288" w:lineRule="auto" w:after="100"/>
       </w:pPr>
       <w:r>
         <w:rPr>
-          <w:rFonts w:ascii="Arial" w:hAnsi="Arial"/>
-          <w:sz w:val="21"/>
+          <w:rFonts w:ascii="Calibri" w:hAnsi="Calibri"/>
+          <w:sz w:val="22"/>
         </w:rPr>
-        <w:t>The four allotted systems are configured and deployed as follows:</w:t>
+        <w:t>There are 4 machines involved:</w:t>
       </w:r>
     </w:p>
     <w:tbl>
@@ -231,24 +275,48 @@
         <w:tblW w:type="auto" w:w="0"/>
         <w:jc w:val="center"/>
         <w:tblLook w:firstColumn="1" w:firstRow="1" w:lastColumn="0" w:lastRow="0" w:noHBand="0" w:noVBand="1" w:val="04A0"/>
+        <w:tblBorders>
+          <w:top w:val="single" w:sz="4" w:space="0" w:color="C0C0C0"/>
+          <w:left w:val="single" w:sz="4" w:space="0" w:color="C0C0C0"/>
+          <w:bottom w:val="single" w:sz="4" w:space="0" w:color="C0C0C0"/>
+          <w:right w:val="single" w:sz="4" w:space="0" w:color="C0C0C0"/>
+          <w:insideH w:val="single" w:sz="4" w:space="0" w:color="C0C0C0"/>
+          <w:insideV w:val="single" w:sz="4" w:space="0" w:color="C0C0C0"/>
+        </w:tblBorders>
       </w:tblPr>
       <w:tblGrid>
-        <w:gridCol w:w="2484"/>
-        <w:gridCol w:w="2484"/>
-        <w:gridCol w:w="2484"/>
-        <w:gridCol w:w="2484"/>
+        <w:gridCol w:w="3120"/>
+        <w:gridCol w:w="3120"/>
+        <w:gridCol w:w="3120"/>
       </w:tblGrid>
       <w:tr>
         <w:tc>
           <w:tcPr>
-            <w:tcW w:type="dxa" w:w="2484"/>
-            <w:shd w:val="clear" w:color="auto" w:fill="2B6CB0"/>
+            <w:tcW w:type="dxa" w:w="3120"/>
+            <w:shd w:val="clear" w:color="auto" w:fill="1F497D"/>
           </w:tcPr>
           <w:p>
             <w:r>
               <w:rPr>
                 <w:b/>
                 <w:color w:val="FFFFFF"/>
+                <w:sz w:val="21"/>
+              </w:rPr>
+              <w:t>Machine</w:t>
+            </w:r>
+          </w:p>
+        </w:tc>
+        <w:tc>
+          <w:tcPr>
+            <w:tcW w:type="dxa" w:w="3120"/>
+            <w:shd w:val="clear" w:color="auto" w:fill="1F497D"/>
+          </w:tcPr>
+          <w:p>
+            <w:r>
+              <w:rPr>
+                <w:b/>
+                <w:color w:val="FFFFFF"/>
+                <w:sz w:val="21"/>
               </w:rPr>
               <w:t>Role</w:t>
             </w:r>
@@ -256,46 +324,17 @@
         </w:tc>
         <w:tc>
           <w:tcPr>
-            <w:tcW w:type="dxa" w:w="2484"/>
-            <w:shd w:val="clear" w:color="auto" w:fill="2B6CB0"/>
+            <w:tcW w:type="dxa" w:w="3120"/>
+            <w:shd w:val="clear" w:color="auto" w:fill="1F497D"/>
           </w:tcPr>
           <w:p>
             <w:r>
               <w:rPr>
                 <w:b/>
                 <w:color w:val="FFFFFF"/>
+                <w:sz w:val="21"/>
               </w:rPr>
-              <w:t>System</w:t>
-            </w:r>
-          </w:p>
-        </w:tc>
-        <w:tc>
-          <w:tcPr>
-            <w:tcW w:type="dxa" w:w="2484"/>
-            <w:shd w:val="clear" w:color="auto" w:fill="2B6CB0"/>
-          </w:tcPr>
-          <w:p>
-            <w:r>
-              <w:rPr>
-                <w:b/>
-                <w:color w:val="FFFFFF"/>
-              </w:rPr>
-              <w:t>Public IP / Hostname</w:t>
-            </w:r>
-          </w:p>
-        </w:tc>
-        <w:tc>
-          <w:tcPr>
-            <w:tcW w:type="dxa" w:w="2484"/>
-            <w:shd w:val="clear" w:color="auto" w:fill="2B6CB0"/>
-          </w:tcPr>
-          <w:p>
-            <w:r>
-              <w:rPr>
-                <w:b/>
-                <w:color w:val="FFFFFF"/>
-              </w:rPr>
-              <w:t>Port &amp; Target Endpoint</w:t>
+              <w:t>Network Address (via NAT)</w:t>
             </w:r>
           </w:p>
         </w:tc>
@@ -303,45 +342,43 @@
       <w:tr>
         <w:tc>
           <w:tcPr>
-            <w:tcW w:type="dxa" w:w="2484"/>
-            <w:shd w:val="clear" w:color="auto" w:fill="FFFFFF"/>
+            <w:tcW w:type="dxa" w:w="3120"/>
+            <w:shd w:val="clear" w:color="auto" w:fill="F2F8FF"/>
           </w:tcPr>
           <w:p>
             <w:r>
-              <w:t>Load Balancer</w:t>
+              <w:rPr>
+                <w:sz w:val="21"/>
+              </w:rPr>
+              <w:t>Sys 1</w:t>
             </w:r>
           </w:p>
         </w:tc>
         <w:tc>
           <w:tcPr>
-            <w:tcW w:type="dxa" w:w="2484"/>
-            <w:shd w:val="clear" w:color="auto" w:fill="FFFFFF"/>
+            <w:tcW w:type="dxa" w:w="3120"/>
+            <w:shd w:val="clear" w:color="auto" w:fill="F2F8FF"/>
           </w:tcPr>
           <w:p>
             <w:r>
-              <w:t>Sys1</w:t>
+              <w:rPr>
+                <w:sz w:val="21"/>
+              </w:rPr>
+              <w:t>Load Balancer (Go)</w:t>
             </w:r>
           </w:p>
         </w:tc>
         <w:tc>
           <w:tcPr>
-            <w:tcW w:type="dxa" w:w="2484"/>
-            <w:shd w:val="clear" w:color="auto" w:fill="FFFFFF"/>
+            <w:tcW w:type="dxa" w:w="3120"/>
+            <w:shd w:val="clear" w:color="auto" w:fill="F2F8FF"/>
           </w:tcPr>
           <w:p>
             <w:r>
-              <w:t>10.1.75.51</w:t>
-            </w:r>
-          </w:p>
-        </w:tc>
-        <w:tc>
-          <w:tcPr>
-            <w:tcW w:type="dxa" w:w="2484"/>
-            <w:shd w:val="clear" w:color="auto" w:fill="FFFFFF"/>
-          </w:tcPr>
-          <w:p>
-            <w:r>
-              <w:t>Port 5309 (http://10.1.75.51:5309/)</w:t>
+              <w:rPr>
+                <w:sz w:val="21"/>
+              </w:rPr>
+              <w:t>10.1.75.51:5309 ← Submit this URL</w:t>
             </w:r>
           </w:p>
         </w:tc>
@@ -349,45 +386,43 @@
       <w:tr>
         <w:tc>
           <w:tcPr>
-            <w:tcW w:type="dxa" w:w="2484"/>
-            <w:shd w:val="clear" w:color="auto" w:fill="F7FAFC"/>
+            <w:tcW w:type="dxa" w:w="3120"/>
+            <w:shd w:val="clear" w:color="auto" w:fill="FFFFFF"/>
           </w:tcPr>
           <w:p>
             <w:r>
-              <w:t>Backend Node 1</w:t>
+              <w:rPr>
+                <w:sz w:val="21"/>
+              </w:rPr>
+              <w:t>Sys 2</w:t>
             </w:r>
           </w:p>
         </w:tc>
         <w:tc>
           <w:tcPr>
-            <w:tcW w:type="dxa" w:w="2484"/>
-            <w:shd w:val="clear" w:color="auto" w:fill="F7FAFC"/>
+            <w:tcW w:type="dxa" w:w="3120"/>
+            <w:shd w:val="clear" w:color="auto" w:fill="FFFFFF"/>
           </w:tcPr>
           <w:p>
             <w:r>
-              <w:t>Sys2</w:t>
+              <w:rPr>
+                <w:sz w:val="21"/>
+              </w:rPr>
+              <w:t>Backend App Server 1</w:t>
             </w:r>
           </w:p>
         </w:tc>
         <w:tc>
           <w:tcPr>
-            <w:tcW w:type="dxa" w:w="2484"/>
-            <w:shd w:val="clear" w:color="auto" w:fill="F7FAFC"/>
+            <w:tcW w:type="dxa" w:w="3120"/>
+            <w:shd w:val="clear" w:color="auto" w:fill="FFFFFF"/>
           </w:tcPr>
           <w:p>
             <w:r>
-              <w:t>10.1.75.51</w:t>
-            </w:r>
-          </w:p>
-        </w:tc>
-        <w:tc>
-          <w:tcPr>
-            <w:tcW w:type="dxa" w:w="2484"/>
-            <w:shd w:val="clear" w:color="auto" w:fill="F7FAFC"/>
-          </w:tcPr>
-          <w:p>
-            <w:r>
-              <w:t>Port 5310 (http://10.1.75.51:5310/)</w:t>
+              <w:rPr>
+                <w:sz w:val="21"/>
+              </w:rPr>
+              <w:t>10.1.75.51:5310</w:t>
             </w:r>
           </w:p>
         </w:tc>
@@ -395,45 +430,43 @@
       <w:tr>
         <w:tc>
           <w:tcPr>
-            <w:tcW w:type="dxa" w:w="2484"/>
-            <w:shd w:val="clear" w:color="auto" w:fill="FFFFFF"/>
+            <w:tcW w:type="dxa" w:w="3120"/>
+            <w:shd w:val="clear" w:color="auto" w:fill="F2F8FF"/>
           </w:tcPr>
           <w:p>
             <w:r>
-              <w:t>Backend Node 2</w:t>
+              <w:rPr>
+                <w:sz w:val="21"/>
+              </w:rPr>
+              <w:t>Sys 3</w:t>
             </w:r>
           </w:p>
         </w:tc>
         <w:tc>
           <w:tcPr>
-            <w:tcW w:type="dxa" w:w="2484"/>
-            <w:shd w:val="clear" w:color="auto" w:fill="FFFFFF"/>
+            <w:tcW w:type="dxa" w:w="3120"/>
+            <w:shd w:val="clear" w:color="auto" w:fill="F2F8FF"/>
           </w:tcPr>
           <w:p>
             <w:r>
-              <w:t>Sys3</w:t>
+              <w:rPr>
+                <w:sz w:val="21"/>
+              </w:rPr>
+              <w:t>Backend App Server 2</w:t>
             </w:r>
           </w:p>
         </w:tc>
         <w:tc>
           <w:tcPr>
-            <w:tcW w:type="dxa" w:w="2484"/>
-            <w:shd w:val="clear" w:color="auto" w:fill="FFFFFF"/>
+            <w:tcW w:type="dxa" w:w="3120"/>
+            <w:shd w:val="clear" w:color="auto" w:fill="F2F8FF"/>
           </w:tcPr>
           <w:p>
             <w:r>
-              <w:t>10.1.75.51</w:t>
-            </w:r>
-          </w:p>
-        </w:tc>
-        <w:tc>
-          <w:tcPr>
-            <w:tcW w:type="dxa" w:w="2484"/>
-            <w:shd w:val="clear" w:color="auto" w:fill="FFFFFF"/>
-          </w:tcPr>
-          <w:p>
-            <w:r>
-              <w:t>Port 4311 (http://10.1.75.51:4311/)</w:t>
+              <w:rPr>
+                <w:sz w:val="21"/>
+              </w:rPr>
+              <w:t>10.1.75.51:4311</w:t>
             </w:r>
           </w:p>
         </w:tc>
@@ -441,45 +474,43 @@
       <w:tr>
         <w:tc>
           <w:tcPr>
-            <w:tcW w:type="dxa" w:w="2484"/>
-            <w:shd w:val="clear" w:color="auto" w:fill="F7FAFC"/>
+            <w:tcW w:type="dxa" w:w="3120"/>
+            <w:shd w:val="clear" w:color="auto" w:fill="FFFFFF"/>
           </w:tcPr>
           <w:p>
             <w:r>
-              <w:t>Backend Node 3</w:t>
+              <w:rPr>
+                <w:sz w:val="21"/>
+              </w:rPr>
+              <w:t>Sys 4</w:t>
             </w:r>
           </w:p>
         </w:tc>
         <w:tc>
           <w:tcPr>
-            <w:tcW w:type="dxa" w:w="2484"/>
-            <w:shd w:val="clear" w:color="auto" w:fill="F7FAFC"/>
+            <w:tcW w:type="dxa" w:w="3120"/>
+            <w:shd w:val="clear" w:color="auto" w:fill="FFFFFF"/>
           </w:tcPr>
           <w:p>
             <w:r>
-              <w:t>Sys4</w:t>
+              <w:rPr>
+                <w:sz w:val="21"/>
+              </w:rPr>
+              <w:t>Backend App Server 3</w:t>
             </w:r>
           </w:p>
         </w:tc>
         <w:tc>
           <w:tcPr>
-            <w:tcW w:type="dxa" w:w="2484"/>
-            <w:shd w:val="clear" w:color="auto" w:fill="F7FAFC"/>
+            <w:tcW w:type="dxa" w:w="3120"/>
+            <w:shd w:val="clear" w:color="auto" w:fill="FFFFFF"/>
           </w:tcPr>
           <w:p>
             <w:r>
-              <w:t>10.1.75.51</w:t>
-            </w:r>
-          </w:p>
-        </w:tc>
-        <w:tc>
-          <w:tcPr>
-            <w:tcW w:type="dxa" w:w="2484"/>
-            <w:shd w:val="clear" w:color="auto" w:fill="F7FAFC"/>
-          </w:tcPr>
-          <w:p>
-            <w:r>
-              <w:t>Port 3312 (http://10.1.75.51:3312/)</w:t>
+              <w:rPr>
+                <w:sz w:val="21"/>
+              </w:rPr>
+              <w:t>10.1.75.51:3312</w:t>
             </w:r>
           </w:p>
         </w:tc>
@@ -488,230 +519,40 @@
     <w:p/>
     <w:p>
       <w:pPr>
-        <w:spacing w:line="276" w:lineRule="auto" w:after="120"/>
+        <w:spacing w:line="288" w:lineRule="auto" w:after="100"/>
       </w:pPr>
       <w:r>
         <w:rPr>
-          <w:rFonts w:ascii="Arial" w:hAnsi="Arial"/>
-          <w:sz w:val="21"/>
+          <w:rFonts w:ascii="Calibri" w:hAnsi="Calibri"/>
+          <w:sz w:val="22"/>
         </w:rPr>
-        <w:t>Leaderboard Target URL: http://10.1.75.51:5309/</w:t>
-        <w:br/>
-        <w:t>Key Endpoints:</w:t>
-        <w:br/>
-        <w:t xml:space="preserve">  - POST /message : Accepts JSON or form data ('client-name', 'msg', 'id') with atomic deduplication.</w:t>
-        <w:br/>
-        <w:t xml:space="preserve">  - GET  /feed    : Returns unified chronological message stream with cryptographic validity flags.</w:t>
-        <w:br/>
-        <w:t xml:space="preserve">  - GET  /health  : Health check endpoint reporting node liveness.</w:t>
-        <w:br/>
-        <w:t xml:space="preserve">  - GET  /lb-status: Live real-time performance statistics, active requests, and dynamic switch counters.</w:t>
+        <w:t>Each backend (Sys 2, 3, 4) runs our Flask chat app using Gunicorn with 4 gevent worker processes. They each have their own local SQLite database (shared_chat.db). The Load Balancer (Sys 1) sits in front and handles all client requests.</w:t>
       </w:r>
     </w:p>
     <w:p>
       <w:pPr>
-        <w:spacing w:before="280" w:after="80"/>
+        <w:spacing w:before="240" w:after="60"/>
       </w:pPr>
       <w:r>
         <w:rPr>
-          <w:rFonts w:ascii="Arial" w:hAnsi="Arial"/>
+          <w:rFonts w:ascii="Calibri" w:hAnsi="Calibri"/>
           <w:b/>
-          <w:color w:val="2B6CB0"/>
-          <w:sz w:val="30"/>
+          <w:color w:val="1F497D"/>
+          <w:sz w:val="28"/>
         </w:rPr>
-        <w:t>3. Performance-Based Dynamic Load Balancing Architecture</w:t>
+        <w:t>3. Official Leaderboard Results</w:t>
       </w:r>
     </w:p>
     <w:p>
       <w:pPr>
-        <w:spacing w:before="200" w:after="40"/>
+        <w:spacing w:line="288" w:lineRule="auto" w:after="100"/>
       </w:pPr>
       <w:r>
         <w:rPr>
-          <w:rFonts w:ascii="Arial" w:hAnsi="Arial"/>
-          <w:b/>
-          <w:color w:val="2D3748"/>
-          <w:sz w:val="24"/>
+          <w:rFonts w:ascii="Calibri" w:hAnsi="Calibri"/>
+          <w:sz w:val="22"/>
         </w:rPr>
-        <w:t>3.1 Dynamic Switching Algorithm</w:t>
-      </w:r>
-    </w:p>
-    <w:p>
-      <w:pPr>
-        <w:spacing w:line="276" w:lineRule="auto" w:after="120"/>
-      </w:pPr>
-      <w:r>
-        <w:rPr>
-          <w:rFonts w:ascii="Arial" w:hAnsi="Arial"/>
-          <w:sz w:val="21"/>
-        </w:rPr>
-        <w:t>The Load Balancer uses a hybrid metric combining in-flight active requests and reported backend CPU utilization:</w:t>
-        <w:br/>
-        <w:t xml:space="preserve">  Load Score = (Active In-Flight Requests * 10.0) + CPU Percentage</w:t>
-        <w:br/>
-        <w:t>A dynamic switch is initiated when:</w:t>
-        <w:br/>
-        <w:t xml:space="preserve">  1. The current backend's active in-flight requests exceed the defined threshold (ActiveRequests &gt;= 15).</w:t>
-        <w:br/>
-        <w:t xml:space="preserve">  2. The current backend's CPU utilization exceeds the CPU threshold (CPUPercent &gt;= 75.0%).</w:t>
-        <w:br/>
-        <w:t xml:space="preserve">  3. The current backend fails consecutive health checks.</w:t>
-        <w:br/>
-        <w:t>When switching, the load balancer dynamically selects the healthy backend with the lowest load score.</w:t>
-      </w:r>
-    </w:p>
-    <w:p>
-      <w:pPr>
-        <w:spacing w:before="200" w:after="40"/>
-      </w:pPr>
-      <w:r>
-        <w:rPr>
-          <w:rFonts w:ascii="Arial" w:hAnsi="Arial"/>
-          <w:b/>
-          <w:color w:val="2D3748"/>
-          <w:sz w:val="24"/>
-        </w:rPr>
-        <w:t>3.2 Unified Multi-Backend Feed Aggregator</w:t>
-      </w:r>
-    </w:p>
-    <w:p>
-      <w:pPr>
-        <w:spacing w:line="276" w:lineRule="auto" w:after="120"/>
-      </w:pPr>
-      <w:r>
-        <w:rPr>
-          <w:rFonts w:ascii="Arial" w:hAnsi="Arial"/>
-          <w:sz w:val="21"/>
-        </w:rPr>
-        <w:t>To guarantee 100% feed completeness across distributed backends, the Load Balancer implements a specialized unified feed handler (handleUnifiedFeed). When client requests GET /feed, the Load Balancer concurrently queries all three backend nodes, merges records by unique message ID, sorts them chronologically by timestamp, and caches the resulting JSON for 5 seconds. This eliminates redundant database queries during traffic bursts and ensures the final verification feed reflects all accepted messages.</w:t>
-      </w:r>
-    </w:p>
-    <w:p>
-      <w:pPr>
-        <w:spacing w:before="200" w:after="40"/>
-      </w:pPr>
-      <w:r>
-        <w:rPr>
-          <w:rFonts w:ascii="Arial" w:hAnsi="Arial"/>
-          <w:b/>
-          <w:color w:val="2D3748"/>
-          <w:sz w:val="24"/>
-        </w:rPr>
-        <w:t>3.3 Memory Limits &amp; Socket Buffer Optimization</w:t>
-      </w:r>
-    </w:p>
-    <w:p>
-      <w:pPr>
-        <w:spacing w:line="276" w:lineRule="auto" w:after="120"/>
-      </w:pPr>
-      <w:r>
-        <w:rPr>
-          <w:rFonts w:ascii="Arial" w:hAnsi="Arial"/>
-          <w:sz w:val="21"/>
-        </w:rPr>
-        <w:t>In containerized environments with strict 512MB memory cgroup limits, high concurrency can trigger kernel OOM kills. Our load balancer incorporates:</w:t>
-        <w:br/>
-        <w:t xml:space="preserve">  - Go Runtime Heap Capping: debug.SetMemoryLimit(300 * 1024 * 1024) enforces garbage collection before memory touches 300MB.</w:t>
-        <w:br/>
-        <w:t xml:space="preserve">  - Connection Pool Tuning: MaxIdleConns is capped at 600 and MaxIdleConnsPerHost at 200, freeing ~250MB of TCP buffer RAM.</w:t>
-        <w:br/>
-        <w:t xml:space="preserve">  - Explicit OS Memory Deallocation: debug.FreeOSMemory() is invoked immediately after large JSON aggregations.</w:t>
-      </w:r>
-    </w:p>
-    <w:p>
-      <w:pPr>
-        <w:spacing w:before="280" w:after="80"/>
-      </w:pPr>
-      <w:r>
-        <w:rPr>
-          <w:rFonts w:ascii="Arial" w:hAnsi="Arial"/>
-          <w:b/>
-          <w:color w:val="2B6CB0"/>
-          <w:sz w:val="30"/>
-        </w:rPr>
-        <w:t>4. Database Persistence &amp; Zero Duplicate Guarantee</w:t>
-      </w:r>
-    </w:p>
-    <w:p>
-      <w:pPr>
-        <w:spacing w:before="200" w:after="40"/>
-      </w:pPr>
-      <w:r>
-        <w:rPr>
-          <w:rFonts w:ascii="Arial" w:hAnsi="Arial"/>
-          <w:b/>
-          <w:color w:val="2D3748"/>
-          <w:sz w:val="24"/>
-        </w:rPr>
-        <w:t>4.1 SQLite Concurrency &amp; Cache Decoupling</w:t>
-      </w:r>
-    </w:p>
-    <w:p>
-      <w:pPr>
-        <w:spacing w:line="276" w:lineRule="auto" w:after="120"/>
-      </w:pPr>
-      <w:r>
-        <w:rPr>
-          <w:rFonts w:ascii="Arial" w:hAnsi="Arial"/>
-          <w:sz w:val="21"/>
-        </w:rPr>
-        <w:t>To withstand sustained high-concurrency write operations (up to 1,000 concurrent users), the SQLite database is configured with Write-Ahead Logging (PRAGMA journal_mode=WAL) and PRAGMA busy_timeout=10000. In app.py, the feed cache is decoupled from individual POST operations, allowing it to expire naturally via a 500ms TTL. This prevents SQLite file lock contention during concurrent read/write bursts.</w:t>
-      </w:r>
-    </w:p>
-    <w:p>
-      <w:pPr>
-        <w:spacing w:before="200" w:after="40"/>
-      </w:pPr>
-      <w:r>
-        <w:rPr>
-          <w:rFonts w:ascii="Arial" w:hAnsi="Arial"/>
-          <w:b/>
-          <w:color w:val="2D3748"/>
-          <w:sz w:val="24"/>
-        </w:rPr>
-        <w:t>4.2 Atomic Deduplication on Unique Message ID</w:t>
-      </w:r>
-    </w:p>
-    <w:p>
-      <w:pPr>
-        <w:spacing w:line="276" w:lineRule="auto" w:after="120"/>
-      </w:pPr>
-      <w:r>
-        <w:rPr>
-          <w:rFonts w:ascii="Arial" w:hAnsi="Arial"/>
-          <w:sz w:val="21"/>
-        </w:rPr>
-        <w:t>Every message carries a unique ID (msg_id). The messages table enforces a UNIQUE constraint on msg_id. Insertions are executed using an atomic SQLite transaction:</w:t>
-        <w:br/>
-        <w:t xml:space="preserve">  INSERT INTO messages (...) VALUES (...) ON CONFLICT(msg_id) DO NOTHING;</w:t>
-        <w:br/>
-        <w:t>Duplicate submissions are detected immediately and return HTTP 200 with duplicate=True, ensuring complete idempotency.</w:t>
-      </w:r>
-    </w:p>
-    <w:p>
-      <w:pPr>
-        <w:spacing w:before="280" w:after="80"/>
-      </w:pPr>
-      <w:r>
-        <w:rPr>
-          <w:rFonts w:ascii="Arial" w:hAnsi="Arial"/>
-          <w:b/>
-          <w:color w:val="2B6CB0"/>
-          <w:sz w:val="30"/>
-        </w:rPr>
-        <w:t>5. Performance Threshold Optimization</w:t>
-      </w:r>
-    </w:p>
-    <w:p>
-      <w:pPr>
-        <w:spacing w:line="276" w:lineRule="auto" w:after="120"/>
-      </w:pPr>
-      <w:r>
-        <w:rPr>
-          <w:rFonts w:ascii="Arial" w:hAnsi="Arial"/>
-          <w:sz w:val="21"/>
-        </w:rPr>
-        <w:t>Systematic experiments evaluated performance across varying concurrency thresholds (T in {5, 10, 15, 20, 25, 30, 40}):</w:t>
+        <w:t>After fixing multiple issues (SQLite lock contention, memory OOM kills, and incomplete feed aggregation), the final official run achieved the following results:</w:t>
       </w:r>
     </w:p>
     <w:tbl>
@@ -719,135 +560,83 @@
         <w:tblW w:type="auto" w:w="0"/>
         <w:jc w:val="center"/>
         <w:tblLook w:firstColumn="1" w:firstRow="1" w:lastColumn="0" w:lastRow="0" w:noHBand="0" w:noVBand="1" w:val="04A0"/>
+        <w:tblBorders>
+          <w:top w:val="single" w:sz="4" w:space="0" w:color="C0C0C0"/>
+          <w:left w:val="single" w:sz="4" w:space="0" w:color="C0C0C0"/>
+          <w:bottom w:val="single" w:sz="4" w:space="0" w:color="C0C0C0"/>
+          <w:right w:val="single" w:sz="4" w:space="0" w:color="C0C0C0"/>
+          <w:insideH w:val="single" w:sz="4" w:space="0" w:color="C0C0C0"/>
+          <w:insideV w:val="single" w:sz="4" w:space="0" w:color="C0C0C0"/>
+        </w:tblBorders>
       </w:tblPr>
       <w:tblGrid>
-        <w:gridCol w:w="1242"/>
-        <w:gridCol w:w="1242"/>
-        <w:gridCol w:w="1242"/>
-        <w:gridCol w:w="1242"/>
-        <w:gridCol w:w="1242"/>
-        <w:gridCol w:w="1242"/>
-        <w:gridCol w:w="1242"/>
-        <w:gridCol w:w="1242"/>
+        <w:gridCol w:w="2340"/>
+        <w:gridCol w:w="2340"/>
+        <w:gridCol w:w="2340"/>
+        <w:gridCol w:w="2340"/>
       </w:tblGrid>
       <w:tr>
         <w:tc>
           <w:tcPr>
-            <w:tcW w:type="dxa" w:w="1242"/>
-            <w:shd w:val="clear" w:color="auto" w:fill="2B6CB0"/>
+            <w:tcW w:type="dxa" w:w="2340"/>
+            <w:shd w:val="clear" w:color="auto" w:fill="1F497D"/>
           </w:tcPr>
           <w:p>
             <w:r>
               <w:rPr>
                 <w:b/>
                 <w:color w:val="FFFFFF"/>
+                <w:sz w:val="21"/>
               </w:rPr>
-              <w:t>Threshold (T)</w:t>
+              <w:t>Stage</w:t>
             </w:r>
           </w:p>
         </w:tc>
         <w:tc>
           <w:tcPr>
-            <w:tcW w:type="dxa" w:w="1242"/>
-            <w:shd w:val="clear" w:color="auto" w:fill="2B6CB0"/>
+            <w:tcW w:type="dxa" w:w="2340"/>
+            <w:shd w:val="clear" w:color="auto" w:fill="1F497D"/>
           </w:tcPr>
           <w:p>
             <w:r>
               <w:rPr>
                 <w:b/>
                 <w:color w:val="FFFFFF"/>
+                <w:sz w:val="21"/>
               </w:rPr>
-              <w:t>Requests</w:t>
+              <w:t>Concurrent Users</w:t>
             </w:r>
           </w:p>
         </w:tc>
         <w:tc>
           <w:tcPr>
-            <w:tcW w:type="dxa" w:w="1242"/>
-            <w:shd w:val="clear" w:color="auto" w:fill="2B6CB0"/>
+            <w:tcW w:type="dxa" w:w="2340"/>
+            <w:shd w:val="clear" w:color="auto" w:fill="1F497D"/>
           </w:tcPr>
           <w:p>
             <w:r>
               <w:rPr>
                 <w:b/>
                 <w:color w:val="FFFFFF"/>
+                <w:sz w:val="21"/>
               </w:rPr>
-              <w:t>Success</w:t>
+              <w:t>Successful Requests</w:t>
             </w:r>
           </w:p>
         </w:tc>
         <w:tc>
           <w:tcPr>
-            <w:tcW w:type="dxa" w:w="1242"/>
-            <w:shd w:val="clear" w:color="auto" w:fill="2B6CB0"/>
+            <w:tcW w:type="dxa" w:w="2340"/>
+            <w:shd w:val="clear" w:color="auto" w:fill="1F497D"/>
           </w:tcPr>
           <w:p>
             <w:r>
               <w:rPr>
                 <w:b/>
                 <w:color w:val="FFFFFF"/>
+                <w:sz w:val="21"/>
               </w:rPr>
-              <w:t>Throughput</w:t>
-            </w:r>
-          </w:p>
-        </w:tc>
-        <w:tc>
-          <w:tcPr>
-            <w:tcW w:type="dxa" w:w="1242"/>
-            <w:shd w:val="clear" w:color="auto" w:fill="2B6CB0"/>
-          </w:tcPr>
-          <w:p>
-            <w:r>
-              <w:rPr>
-                <w:b/>
-                <w:color w:val="FFFFFF"/>
-              </w:rPr>
-              <w:t>Mean Latency</w:t>
-            </w:r>
-          </w:p>
-        </w:tc>
-        <w:tc>
-          <w:tcPr>
-            <w:tcW w:type="dxa" w:w="1242"/>
-            <w:shd w:val="clear" w:color="auto" w:fill="2B6CB0"/>
-          </w:tcPr>
-          <w:p>
-            <w:r>
-              <w:rPr>
-                <w:b/>
-                <w:color w:val="FFFFFF"/>
-              </w:rPr>
-              <w:t>p50 Latency</w:t>
-            </w:r>
-          </w:p>
-        </w:tc>
-        <w:tc>
-          <w:tcPr>
-            <w:tcW w:type="dxa" w:w="1242"/>
-            <w:shd w:val="clear" w:color="auto" w:fill="2B6CB0"/>
-          </w:tcPr>
-          <w:p>
-            <w:r>
-              <w:rPr>
-                <w:b/>
-                <w:color w:val="FFFFFF"/>
-              </w:rPr>
-              <w:t>p90 Latency</w:t>
-            </w:r>
-          </w:p>
-        </w:tc>
-        <w:tc>
-          <w:tcPr>
-            <w:tcW w:type="dxa" w:w="1242"/>
-            <w:shd w:val="clear" w:color="auto" w:fill="2B6CB0"/>
-          </w:tcPr>
-          <w:p>
-            <w:r>
-              <w:rPr>
-                <w:b/>
-                <w:color w:val="FFFFFF"/>
-              </w:rPr>
-              <w:t>p99 Latency</w:t>
+              <w:t>Error Rate</w:t>
             </w:r>
           </w:p>
         </w:tc>
@@ -855,113 +644,57 @@
       <w:tr>
         <w:tc>
           <w:tcPr>
-            <w:tcW w:type="dxa" w:w="1242"/>
-            <w:shd w:val="clear" w:color="auto" w:fill="EBF8FF"/>
+            <w:tcW w:type="dxa" w:w="2340"/>
+            <w:shd w:val="clear" w:color="auto" w:fill="F2F8FF"/>
           </w:tcPr>
           <w:p>
             <w:r>
               <w:rPr>
-                <w:b/>
+                <w:sz w:val="21"/>
               </w:rPr>
-              <w:t>T = 5</w:t>
+              <w:t>Stage 1</w:t>
             </w:r>
           </w:p>
         </w:tc>
         <w:tc>
           <w:tcPr>
-            <w:tcW w:type="dxa" w:w="1242"/>
-            <w:shd w:val="clear" w:color="auto" w:fill="EBF8FF"/>
+            <w:tcW w:type="dxa" w:w="2340"/>
+            <w:shd w:val="clear" w:color="auto" w:fill="F2F8FF"/>
           </w:tcPr>
           <w:p>
             <w:r>
               <w:rPr>
-                <w:b/>
+                <w:sz w:val="21"/>
               </w:rPr>
-              <w:t>600</w:t>
+              <w:t>250 users</w:t>
             </w:r>
           </w:p>
         </w:tc>
         <w:tc>
           <w:tcPr>
-            <w:tcW w:type="dxa" w:w="1242"/>
-            <w:shd w:val="clear" w:color="auto" w:fill="EBF8FF"/>
+            <w:tcW w:type="dxa" w:w="2340"/>
+            <w:shd w:val="clear" w:color="auto" w:fill="F2F8FF"/>
           </w:tcPr>
           <w:p>
             <w:r>
               <w:rPr>
-                <w:b/>
+                <w:sz w:val="21"/>
               </w:rPr>
-              <w:t>100%</w:t>
+              <w:t>4,998 / 5,000</w:t>
             </w:r>
           </w:p>
         </w:tc>
         <w:tc>
           <w:tcPr>
-            <w:tcW w:type="dxa" w:w="1242"/>
-            <w:shd w:val="clear" w:color="auto" w:fill="EBF8FF"/>
+            <w:tcW w:type="dxa" w:w="2340"/>
+            <w:shd w:val="clear" w:color="auto" w:fill="F2F8FF"/>
           </w:tcPr>
           <w:p>
             <w:r>
               <w:rPr>
-                <w:b/>
+                <w:sz w:val="21"/>
               </w:rPr>
-              <w:t>292.08 req/s</w:t>
-            </w:r>
-          </w:p>
-        </w:tc>
-        <w:tc>
-          <w:tcPr>
-            <w:tcW w:type="dxa" w:w="1242"/>
-            <w:shd w:val="clear" w:color="auto" w:fill="EBF8FF"/>
-          </w:tcPr>
-          <w:p>
-            <w:r>
-              <w:rPr>
-                <w:b/>
-              </w:rPr>
-              <w:t>71.29 ms</w:t>
-            </w:r>
-          </w:p>
-        </w:tc>
-        <w:tc>
-          <w:tcPr>
-            <w:tcW w:type="dxa" w:w="1242"/>
-            <w:shd w:val="clear" w:color="auto" w:fill="EBF8FF"/>
-          </w:tcPr>
-          <w:p>
-            <w:r>
-              <w:rPr>
-                <w:b/>
-              </w:rPr>
-              <w:t>42.02 ms</w:t>
-            </w:r>
-          </w:p>
-        </w:tc>
-        <w:tc>
-          <w:tcPr>
-            <w:tcW w:type="dxa" w:w="1242"/>
-            <w:shd w:val="clear" w:color="auto" w:fill="EBF8FF"/>
-          </w:tcPr>
-          <w:p>
-            <w:r>
-              <w:rPr>
-                <w:b/>
-              </w:rPr>
-              <w:t>159.05 ms</w:t>
-            </w:r>
-          </w:p>
-        </w:tc>
-        <w:tc>
-          <w:tcPr>
-            <w:tcW w:type="dxa" w:w="1242"/>
-            <w:shd w:val="clear" w:color="auto" w:fill="EBF8FF"/>
-          </w:tcPr>
-          <w:p>
-            <w:r>
-              <w:rPr>
-                <w:b/>
-              </w:rPr>
-              <w:t>451.13 ms</w:t>
+              <w:t>0.04%</w:t>
             </w:r>
           </w:p>
         </w:tc>
@@ -969,89 +702,57 @@
       <w:tr>
         <w:tc>
           <w:tcPr>
-            <w:tcW w:type="dxa" w:w="1242"/>
-            <w:shd w:val="clear" w:color="auto" w:fill="F7FAFC"/>
+            <w:tcW w:type="dxa" w:w="2340"/>
+            <w:shd w:val="clear" w:color="auto" w:fill="FFFFFF"/>
           </w:tcPr>
           <w:p>
             <w:r>
-              <w:t>T = 10</w:t>
+              <w:rPr>
+                <w:sz w:val="21"/>
+              </w:rPr>
+              <w:t>Stage 2</w:t>
             </w:r>
           </w:p>
         </w:tc>
         <w:tc>
           <w:tcPr>
-            <w:tcW w:type="dxa" w:w="1242"/>
-            <w:shd w:val="clear" w:color="auto" w:fill="F7FAFC"/>
+            <w:tcW w:type="dxa" w:w="2340"/>
+            <w:shd w:val="clear" w:color="auto" w:fill="FFFFFF"/>
           </w:tcPr>
           <w:p>
             <w:r>
-              <w:t>600</w:t>
+              <w:rPr>
+                <w:sz w:val="21"/>
+              </w:rPr>
+              <w:t>500 users</w:t>
             </w:r>
           </w:p>
         </w:tc>
         <w:tc>
           <w:tcPr>
-            <w:tcW w:type="dxa" w:w="1242"/>
-            <w:shd w:val="clear" w:color="auto" w:fill="F7FAFC"/>
+            <w:tcW w:type="dxa" w:w="2340"/>
+            <w:shd w:val="clear" w:color="auto" w:fill="FFFFFF"/>
           </w:tcPr>
           <w:p>
             <w:r>
-              <w:t>100%</w:t>
+              <w:rPr>
+                <w:sz w:val="21"/>
+              </w:rPr>
+              <w:t>4,963 / 5,000</w:t>
             </w:r>
           </w:p>
         </w:tc>
         <w:tc>
           <w:tcPr>
-            <w:tcW w:type="dxa" w:w="1242"/>
-            <w:shd w:val="clear" w:color="auto" w:fill="F7FAFC"/>
+            <w:tcW w:type="dxa" w:w="2340"/>
+            <w:shd w:val="clear" w:color="auto" w:fill="FFFFFF"/>
           </w:tcPr>
           <w:p>
             <w:r>
-              <w:t>134.52 req/s</w:t>
-            </w:r>
-          </w:p>
-        </w:tc>
-        <w:tc>
-          <w:tcPr>
-            <w:tcW w:type="dxa" w:w="1242"/>
-            <w:shd w:val="clear" w:color="auto" w:fill="F7FAFC"/>
-          </w:tcPr>
-          <w:p>
-            <w:r>
-              <w:t>179.60 ms</w:t>
-            </w:r>
-          </w:p>
-        </w:tc>
-        <w:tc>
-          <w:tcPr>
-            <w:tcW w:type="dxa" w:w="1242"/>
-            <w:shd w:val="clear" w:color="auto" w:fill="F7FAFC"/>
-          </w:tcPr>
-          <w:p>
-            <w:r>
-              <w:t>24.61 ms</w:t>
-            </w:r>
-          </w:p>
-        </w:tc>
-        <w:tc>
-          <w:tcPr>
-            <w:tcW w:type="dxa" w:w="1242"/>
-            <w:shd w:val="clear" w:color="auto" w:fill="F7FAFC"/>
-          </w:tcPr>
-          <w:p>
-            <w:r>
-              <w:t>741.27 ms</w:t>
-            </w:r>
-          </w:p>
-        </w:tc>
-        <w:tc>
-          <w:tcPr>
-            <w:tcW w:type="dxa" w:w="1242"/>
-            <w:shd w:val="clear" w:color="auto" w:fill="F7FAFC"/>
-          </w:tcPr>
-          <w:p>
-            <w:r>
-              <w:t>1074.69 ms</w:t>
+              <w:rPr>
+                <w:sz w:val="21"/>
+              </w:rPr>
+              <w:t>0.74%</w:t>
             </w:r>
           </w:p>
         </w:tc>
@@ -1059,113 +760,57 @@
       <w:tr>
         <w:tc>
           <w:tcPr>
-            <w:tcW w:type="dxa" w:w="1242"/>
-            <w:shd w:val="clear" w:color="auto" w:fill="EBF8FF"/>
+            <w:tcW w:type="dxa" w:w="2340"/>
+            <w:shd w:val="clear" w:color="auto" w:fill="F2F8FF"/>
           </w:tcPr>
           <w:p>
             <w:r>
               <w:rPr>
-                <w:b/>
+                <w:sz w:val="21"/>
               </w:rPr>
-              <w:t>T = 15 (Configured)</w:t>
+              <w:t>Stage 3</w:t>
             </w:r>
           </w:p>
         </w:tc>
         <w:tc>
           <w:tcPr>
-            <w:tcW w:type="dxa" w:w="1242"/>
-            <w:shd w:val="clear" w:color="auto" w:fill="EBF8FF"/>
+            <w:tcW w:type="dxa" w:w="2340"/>
+            <w:shd w:val="clear" w:color="auto" w:fill="F2F8FF"/>
           </w:tcPr>
           <w:p>
             <w:r>
               <w:rPr>
-                <w:b/>
+                <w:sz w:val="21"/>
               </w:rPr>
-              <w:t>600</w:t>
+              <w:t>750 users</w:t>
             </w:r>
           </w:p>
         </w:tc>
         <w:tc>
           <w:tcPr>
-            <w:tcW w:type="dxa" w:w="1242"/>
-            <w:shd w:val="clear" w:color="auto" w:fill="EBF8FF"/>
+            <w:tcW w:type="dxa" w:w="2340"/>
+            <w:shd w:val="clear" w:color="auto" w:fill="F2F8FF"/>
           </w:tcPr>
           <w:p>
             <w:r>
               <w:rPr>
-                <w:b/>
+                <w:sz w:val="21"/>
               </w:rPr>
-              <w:t>100%</w:t>
+              <w:t>4,783 / 5,000</w:t>
             </w:r>
           </w:p>
         </w:tc>
         <w:tc>
           <w:tcPr>
-            <w:tcW w:type="dxa" w:w="1242"/>
-            <w:shd w:val="clear" w:color="auto" w:fill="EBF8FF"/>
+            <w:tcW w:type="dxa" w:w="2340"/>
+            <w:shd w:val="clear" w:color="auto" w:fill="F2F8FF"/>
           </w:tcPr>
           <w:p>
             <w:r>
               <w:rPr>
-                <w:b/>
+                <w:sz w:val="21"/>
               </w:rPr>
-              <w:t>87.47 req/s</w:t>
-            </w:r>
-          </w:p>
-        </w:tc>
-        <w:tc>
-          <w:tcPr>
-            <w:tcW w:type="dxa" w:w="1242"/>
-            <w:shd w:val="clear" w:color="auto" w:fill="EBF8FF"/>
-          </w:tcPr>
-          <w:p>
-            <w:r>
-              <w:rPr>
-                <w:b/>
-              </w:rPr>
-              <w:t>300.06 ms</w:t>
-            </w:r>
-          </w:p>
-        </w:tc>
-        <w:tc>
-          <w:tcPr>
-            <w:tcW w:type="dxa" w:w="1242"/>
-            <w:shd w:val="clear" w:color="auto" w:fill="EBF8FF"/>
-          </w:tcPr>
-          <w:p>
-            <w:r>
-              <w:rPr>
-                <w:b/>
-              </w:rPr>
-              <w:t>29.30 ms</w:t>
-            </w:r>
-          </w:p>
-        </w:tc>
-        <w:tc>
-          <w:tcPr>
-            <w:tcW w:type="dxa" w:w="1242"/>
-            <w:shd w:val="clear" w:color="auto" w:fill="EBF8FF"/>
-          </w:tcPr>
-          <w:p>
-            <w:r>
-              <w:rPr>
-                <w:b/>
-              </w:rPr>
-              <w:t>1318.82 ms</w:t>
-            </w:r>
-          </w:p>
-        </w:tc>
-        <w:tc>
-          <w:tcPr>
-            <w:tcW w:type="dxa" w:w="1242"/>
-            <w:shd w:val="clear" w:color="auto" w:fill="EBF8FF"/>
-          </w:tcPr>
-          <w:p>
-            <w:r>
-              <w:rPr>
-                <w:b/>
-              </w:rPr>
-              <w:t>1829.50 ms</w:t>
+              <w:t>4.32%</w:t>
             </w:r>
           </w:p>
         </w:tc>
@@ -1173,89 +818,57 @@
       <w:tr>
         <w:tc>
           <w:tcPr>
-            <w:tcW w:type="dxa" w:w="1242"/>
-            <w:shd w:val="clear" w:color="auto" w:fill="F7FAFC"/>
+            <w:tcW w:type="dxa" w:w="2340"/>
+            <w:shd w:val="clear" w:color="auto" w:fill="FFFFFF"/>
           </w:tcPr>
           <w:p>
             <w:r>
-              <w:t>T = 20</w:t>
+              <w:rPr>
+                <w:sz w:val="21"/>
+              </w:rPr>
+              <w:t>Stage 4</w:t>
             </w:r>
           </w:p>
         </w:tc>
         <w:tc>
           <w:tcPr>
-            <w:tcW w:type="dxa" w:w="1242"/>
-            <w:shd w:val="clear" w:color="auto" w:fill="F7FAFC"/>
+            <w:tcW w:type="dxa" w:w="2340"/>
+            <w:shd w:val="clear" w:color="auto" w:fill="FFFFFF"/>
           </w:tcPr>
           <w:p>
             <w:r>
-              <w:t>600</w:t>
+              <w:rPr>
+                <w:sz w:val="21"/>
+              </w:rPr>
+              <w:t>1,000 users</w:t>
             </w:r>
           </w:p>
         </w:tc>
         <w:tc>
           <w:tcPr>
-            <w:tcW w:type="dxa" w:w="1242"/>
-            <w:shd w:val="clear" w:color="auto" w:fill="F7FAFC"/>
+            <w:tcW w:type="dxa" w:w="2340"/>
+            <w:shd w:val="clear" w:color="auto" w:fill="FFFFFF"/>
           </w:tcPr>
           <w:p>
             <w:r>
-              <w:t>100%</w:t>
+              <w:rPr>
+                <w:sz w:val="21"/>
+              </w:rPr>
+              <w:t>4,775 / 5,000</w:t>
             </w:r>
           </w:p>
         </w:tc>
         <w:tc>
           <w:tcPr>
-            <w:tcW w:type="dxa" w:w="1242"/>
-            <w:shd w:val="clear" w:color="auto" w:fill="F7FAFC"/>
+            <w:tcW w:type="dxa" w:w="2340"/>
+            <w:shd w:val="clear" w:color="auto" w:fill="FFFFFF"/>
           </w:tcPr>
           <w:p>
             <w:r>
-              <w:t>88.97 req/s</w:t>
-            </w:r>
-          </w:p>
-        </w:tc>
-        <w:tc>
-          <w:tcPr>
-            <w:tcW w:type="dxa" w:w="1242"/>
-            <w:shd w:val="clear" w:color="auto" w:fill="F7FAFC"/>
-          </w:tcPr>
-          <w:p>
-            <w:r>
-              <w:t>293.22 ms</w:t>
-            </w:r>
-          </w:p>
-        </w:tc>
-        <w:tc>
-          <w:tcPr>
-            <w:tcW w:type="dxa" w:w="1242"/>
-            <w:shd w:val="clear" w:color="auto" w:fill="F7FAFC"/>
-          </w:tcPr>
-          <w:p>
-            <w:r>
-              <w:t>43.31 ms</w:t>
-            </w:r>
-          </w:p>
-        </w:tc>
-        <w:tc>
-          <w:tcPr>
-            <w:tcW w:type="dxa" w:w="1242"/>
-            <w:shd w:val="clear" w:color="auto" w:fill="F7FAFC"/>
-          </w:tcPr>
-          <w:p>
-            <w:r>
-              <w:t>1358.81 ms</w:t>
-            </w:r>
-          </w:p>
-        </w:tc>
-        <w:tc>
-          <w:tcPr>
-            <w:tcW w:type="dxa" w:w="1242"/>
-            <w:shd w:val="clear" w:color="auto" w:fill="F7FAFC"/>
-          </w:tcPr>
-          <w:p>
-            <w:r>
-              <w:t>1947.30 ms</w:t>
+              <w:rPr>
+                <w:sz w:val="21"/>
+              </w:rPr>
+              <w:t>4.46%</w:t>
             </w:r>
           </w:p>
         </w:tc>
@@ -1263,269 +876,61 @@
       <w:tr>
         <w:tc>
           <w:tcPr>
-            <w:tcW w:type="dxa" w:w="1242"/>
-            <w:shd w:val="clear" w:color="auto" w:fill="FFFFFF"/>
+            <w:tcW w:type="dxa" w:w="2340"/>
+            <w:shd w:val="clear" w:color="auto" w:fill="E2EFDA"/>
           </w:tcPr>
           <w:p>
             <w:r>
-              <w:t>T = 25</w:t>
+              <w:rPr>
+                <w:b/>
+                <w:sz w:val="21"/>
+              </w:rPr>
+              <w:t>TOTAL</w:t>
             </w:r>
           </w:p>
         </w:tc>
         <w:tc>
           <w:tcPr>
-            <w:tcW w:type="dxa" w:w="1242"/>
-            <w:shd w:val="clear" w:color="auto" w:fill="FFFFFF"/>
+            <w:tcW w:type="dxa" w:w="2340"/>
+            <w:shd w:val="clear" w:color="auto" w:fill="E2EFDA"/>
           </w:tcPr>
           <w:p>
             <w:r>
-              <w:t>600</w:t>
+              <w:rPr>
+                <w:b/>
+                <w:sz w:val="21"/>
+              </w:rPr>
+              <w:t>250 → 1000</w:t>
             </w:r>
           </w:p>
         </w:tc>
         <w:tc>
           <w:tcPr>
-            <w:tcW w:type="dxa" w:w="1242"/>
-            <w:shd w:val="clear" w:color="auto" w:fill="FFFFFF"/>
+            <w:tcW w:type="dxa" w:w="2340"/>
+            <w:shd w:val="clear" w:color="auto" w:fill="E2EFDA"/>
           </w:tcPr>
           <w:p>
             <w:r>
-              <w:t>100%</w:t>
+              <w:rPr>
+                <w:b/>
+                <w:sz w:val="21"/>
+              </w:rPr>
+              <w:t>19,519 / 20,000</w:t>
             </w:r>
           </w:p>
         </w:tc>
         <w:tc>
           <w:tcPr>
-            <w:tcW w:type="dxa" w:w="1242"/>
-            <w:shd w:val="clear" w:color="auto" w:fill="FFFFFF"/>
+            <w:tcW w:type="dxa" w:w="2340"/>
+            <w:shd w:val="clear" w:color="auto" w:fill="E2EFDA"/>
           </w:tcPr>
           <w:p>
             <w:r>
-              <w:t>77.43 req/s</w:t>
-            </w:r>
-          </w:p>
-        </w:tc>
-        <w:tc>
-          <w:tcPr>
-            <w:tcW w:type="dxa" w:w="1242"/>
-            <w:shd w:val="clear" w:color="auto" w:fill="FFFFFF"/>
-          </w:tcPr>
-          <w:p>
-            <w:r>
-              <w:t>317.69 ms</w:t>
-            </w:r>
-          </w:p>
-        </w:tc>
-        <w:tc>
-          <w:tcPr>
-            <w:tcW w:type="dxa" w:w="1242"/>
-            <w:shd w:val="clear" w:color="auto" w:fill="FFFFFF"/>
-          </w:tcPr>
-          <w:p>
-            <w:r>
-              <w:t>31.25 ms</w:t>
-            </w:r>
-          </w:p>
-        </w:tc>
-        <w:tc>
-          <w:tcPr>
-            <w:tcW w:type="dxa" w:w="1242"/>
-            <w:shd w:val="clear" w:color="auto" w:fill="FFFFFF"/>
-          </w:tcPr>
-          <w:p>
-            <w:r>
-              <w:t>1402.50 ms</w:t>
-            </w:r>
-          </w:p>
-        </w:tc>
-        <w:tc>
-          <w:tcPr>
-            <w:tcW w:type="dxa" w:w="1242"/>
-            <w:shd w:val="clear" w:color="auto" w:fill="FFFFFF"/>
-          </w:tcPr>
-          <w:p>
-            <w:r>
-              <w:t>2281.69 ms</w:t>
-            </w:r>
-          </w:p>
-        </w:tc>
-      </w:tr>
-      <w:tr>
-        <w:tc>
-          <w:tcPr>
-            <w:tcW w:type="dxa" w:w="1242"/>
-            <w:shd w:val="clear" w:color="auto" w:fill="F7FAFC"/>
-          </w:tcPr>
-          <w:p>
-            <w:r>
-              <w:t>T = 30</w:t>
-            </w:r>
-          </w:p>
-        </w:tc>
-        <w:tc>
-          <w:tcPr>
-            <w:tcW w:type="dxa" w:w="1242"/>
-            <w:shd w:val="clear" w:color="auto" w:fill="F7FAFC"/>
-          </w:tcPr>
-          <w:p>
-            <w:r>
-              <w:t>600</w:t>
-            </w:r>
-          </w:p>
-        </w:tc>
-        <w:tc>
-          <w:tcPr>
-            <w:tcW w:type="dxa" w:w="1242"/>
-            <w:shd w:val="clear" w:color="auto" w:fill="F7FAFC"/>
-          </w:tcPr>
-          <w:p>
-            <w:r>
-              <w:t>100%</w:t>
-            </w:r>
-          </w:p>
-        </w:tc>
-        <w:tc>
-          <w:tcPr>
-            <w:tcW w:type="dxa" w:w="1242"/>
-            <w:shd w:val="clear" w:color="auto" w:fill="F7FAFC"/>
-          </w:tcPr>
-          <w:p>
-            <w:r>
-              <w:t>63.76 req/s</w:t>
-            </w:r>
-          </w:p>
-        </w:tc>
-        <w:tc>
-          <w:tcPr>
-            <w:tcW w:type="dxa" w:w="1242"/>
-            <w:shd w:val="clear" w:color="auto" w:fill="F7FAFC"/>
-          </w:tcPr>
-          <w:p>
-            <w:r>
-              <w:t>410.17 ms</w:t>
-            </w:r>
-          </w:p>
-        </w:tc>
-        <w:tc>
-          <w:tcPr>
-            <w:tcW w:type="dxa" w:w="1242"/>
-            <w:shd w:val="clear" w:color="auto" w:fill="F7FAFC"/>
-          </w:tcPr>
-          <w:p>
-            <w:r>
-              <w:t>25.35 ms</w:t>
-            </w:r>
-          </w:p>
-        </w:tc>
-        <w:tc>
-          <w:tcPr>
-            <w:tcW w:type="dxa" w:w="1242"/>
-            <w:shd w:val="clear" w:color="auto" w:fill="F7FAFC"/>
-          </w:tcPr>
-          <w:p>
-            <w:r>
-              <w:t>1793.15 ms</w:t>
-            </w:r>
-          </w:p>
-        </w:tc>
-        <w:tc>
-          <w:tcPr>
-            <w:tcW w:type="dxa" w:w="1242"/>
-            <w:shd w:val="clear" w:color="auto" w:fill="F7FAFC"/>
-          </w:tcPr>
-          <w:p>
-            <w:r>
-              <w:t>2735.98 ms</w:t>
-            </w:r>
-          </w:p>
-        </w:tc>
-      </w:tr>
-      <w:tr>
-        <w:tc>
-          <w:tcPr>
-            <w:tcW w:type="dxa" w:w="1242"/>
-            <w:shd w:val="clear" w:color="auto" w:fill="FFFFFF"/>
-          </w:tcPr>
-          <w:p>
-            <w:r>
-              <w:t>T = 40</w:t>
-            </w:r>
-          </w:p>
-        </w:tc>
-        <w:tc>
-          <w:tcPr>
-            <w:tcW w:type="dxa" w:w="1242"/>
-            <w:shd w:val="clear" w:color="auto" w:fill="FFFFFF"/>
-          </w:tcPr>
-          <w:p>
-            <w:r>
-              <w:t>600</w:t>
-            </w:r>
-          </w:p>
-        </w:tc>
-        <w:tc>
-          <w:tcPr>
-            <w:tcW w:type="dxa" w:w="1242"/>
-            <w:shd w:val="clear" w:color="auto" w:fill="FFFFFF"/>
-          </w:tcPr>
-          <w:p>
-            <w:r>
-              <w:t>100%</w:t>
-            </w:r>
-          </w:p>
-        </w:tc>
-        <w:tc>
-          <w:tcPr>
-            <w:tcW w:type="dxa" w:w="1242"/>
-            <w:shd w:val="clear" w:color="auto" w:fill="FFFFFF"/>
-          </w:tcPr>
-          <w:p>
-            <w:r>
-              <w:t>45.30 req/s</w:t>
-            </w:r>
-          </w:p>
-        </w:tc>
-        <w:tc>
-          <w:tcPr>
-            <w:tcW w:type="dxa" w:w="1242"/>
-            <w:shd w:val="clear" w:color="auto" w:fill="FFFFFF"/>
-          </w:tcPr>
-          <w:p>
-            <w:r>
-              <w:t>657.30 ms</w:t>
-            </w:r>
-          </w:p>
-        </w:tc>
-        <w:tc>
-          <w:tcPr>
-            <w:tcW w:type="dxa" w:w="1242"/>
-            <w:shd w:val="clear" w:color="auto" w:fill="FFFFFF"/>
-          </w:tcPr>
-          <w:p>
-            <w:r>
-              <w:t>109.13 ms</w:t>
-            </w:r>
-          </w:p>
-        </w:tc>
-        <w:tc>
-          <w:tcPr>
-            <w:tcW w:type="dxa" w:w="1242"/>
-            <w:shd w:val="clear" w:color="auto" w:fill="FFFFFF"/>
-          </w:tcPr>
-          <w:p>
-            <w:r>
-              <w:t>2889.11 ms</w:t>
-            </w:r>
-          </w:p>
-        </w:tc>
-        <w:tc>
-          <w:tcPr>
-            <w:tcW w:type="dxa" w:w="1242"/>
-            <w:shd w:val="clear" w:color="auto" w:fill="FFFFFF"/>
-          </w:tcPr>
-          <w:p>
-            <w:r>
-              <w:t>3272.90 ms</w:t>
+              <w:rPr>
+                <w:b/>
+                <w:sz w:val="21"/>
+              </w:rPr>
+              <w:t>2.39% avg</w:t>
             </w:r>
           </w:p>
         </w:tc>
@@ -1534,48 +939,1363 @@
     <w:p/>
     <w:p>
       <w:pPr>
-        <w:spacing w:before="280" w:after="80"/>
+        <w:spacing w:line="288" w:lineRule="auto" w:after="100"/>
       </w:pPr>
       <w:r>
         <w:rPr>
-          <w:rFonts w:ascii="Arial" w:hAnsi="Arial"/>
-          <w:b/>
-          <w:color w:val="2B6CB0"/>
-          <w:sz w:val="30"/>
+          <w:rFonts w:ascii="Calibri" w:hAnsi="Calibri"/>
+          <w:sz w:val="22"/>
         </w:rPr>
-        <w:t>6. Conclusion &amp; Submission Summary</w:t>
+        <w:t>Key highlights from the run:</w:t>
       </w:r>
     </w:p>
     <w:p>
       <w:pPr>
-        <w:spacing w:line="276" w:lineRule="auto" w:after="120"/>
+        <w:pStyle w:val="ListBullet"/>
       </w:pPr>
       <w:r>
         <w:rPr>
-          <w:rFonts w:ascii="Arial" w:hAnsi="Arial"/>
-          <w:sz w:val="21"/>
+          <w:rFonts w:ascii="Calibri" w:hAnsi="Calibri"/>
+          <w:sz w:val="22"/>
         </w:rPr>
-        <w:t>The distributed dynamic load balanced group-chat system fulfills all operational and academic criteria:</w:t>
-        <w:br/>
-        <w:t xml:space="preserve">  - Dynamic performance-based load balancing with threshold switching.</w:t>
-        <w:br/>
-        <w:t xml:space="preserve">  - Unified feed aggregation providing 100% message completeness.</w:t>
-        <w:br/>
-        <w:t xml:space="preserve">  - Resilient memory architecture operating within 512MB container limits without OOM failures.</w:t>
-        <w:br/>
-        <w:t xml:space="preserve">  - High throughput (&gt;430 req/s peak) and sub-millisecond feed query latency.</w:t>
-        <w:br/>
-        <w:t xml:space="preserve">  - Uncompromised cryptographic integrity (Fernet encryption at rest, ECDSA P-256 signatures, SHA-256 hash chains).</w:t>
-        <w:br/>
-        <w:br/>
-        <w:t>Target Load Balancer URL: http://10.1.75.51:5309/</w:t>
-        <w:br/>
-        <w:t>GitHub Repository: https://github.com/gnshx/GRP-CHAT</w:t>
+        <w:t>Peak throughput: 476.5 req/s at Stage 1 (250 concurrent users)</w:t>
+      </w:r>
+    </w:p>
+    <w:p>
+      <w:pPr>
+        <w:pStyle w:val="ListBullet"/>
+      </w:pPr>
+      <w:r>
+        <w:rPr>
+          <w:rFonts w:ascii="Calibri" w:hAnsi="Calibri"/>
+          <w:sz w:val="22"/>
+        </w:rPr>
+        <w:t>Mean response time: 852 ms (well within leaderboard acceptable range)</w:t>
+      </w:r>
+    </w:p>
+    <w:p>
+      <w:pPr>
+        <w:pStyle w:val="ListBullet"/>
+      </w:pPr>
+      <w:r>
+        <w:rPr>
+          <w:rFonts w:ascii="Calibri" w:hAnsi="Calibri"/>
+          <w:sz w:val="22"/>
+        </w:rPr>
+        <w:t>Message Completeness: 100.00% — all 18,994 accepted messages found in /feed</w:t>
+      </w:r>
+    </w:p>
+    <w:p>
+      <w:pPr>
+        <w:pStyle w:val="ListBullet"/>
+      </w:pPr>
+      <w:r>
+        <w:rPr>
+          <w:rFonts w:ascii="Calibri" w:hAnsi="Calibri"/>
+          <w:sz w:val="22"/>
+        </w:rPr>
+        <w:t>Content Correctness: 94/100 (94%) — cryptographic verification passed</w:t>
+      </w:r>
+    </w:p>
+    <w:p>
+      <w:pPr>
+        <w:pStyle w:val="ListBullet"/>
+      </w:pPr>
+      <w:r>
+        <w:rPr>
+          <w:rFonts w:ascii="Calibri" w:hAnsi="Calibri"/>
+          <w:sz w:val="22"/>
+        </w:rPr>
+        <w:t>Total score: 12/15 marks</w:t>
+      </w:r>
+    </w:p>
+    <w:p/>
+    <w:p>
+      <w:pPr>
+        <w:spacing w:before="160" w:after="40"/>
+      </w:pPr>
+      <w:r>
+        <w:rPr>
+          <w:rFonts w:ascii="Calibri" w:hAnsi="Calibri"/>
+          <w:b/>
+          <w:color w:val="366092"/>
+          <w:sz w:val="24"/>
+        </w:rPr>
+        <w:t>3.1 Stage-by-Stage Throughput and Mean Latency</w:t>
+      </w:r>
+    </w:p>
+    <w:p>
+      <w:pPr>
+        <w:spacing w:line="288" w:lineRule="auto" w:after="100"/>
+      </w:pPr>
+      <w:r>
+        <w:rPr>
+          <w:rFonts w:ascii="Calibri" w:hAnsi="Calibri"/>
+          <w:sz w:val="22"/>
+        </w:rPr>
+        <w:t>The chart below shows how throughput and latency changed as we ramped from 250 to 1,000 concurrent users. Stage 1 handled the highest req/s as expected. Latency increased as more users connected, which is normal for any web server under heavy concurrent load.</w:t>
+      </w:r>
+    </w:p>
+    <w:p>
+      <w:pPr>
+        <w:jc w:val="center"/>
+      </w:pPr>
+      <w:r>
+        <w:drawing>
+          <wp:inline xmlns:a="http://schemas.openxmlformats.org/drawingml/2006/main" xmlns:pic="http://schemas.openxmlformats.org/drawingml/2006/picture">
+            <wp:extent cx="5303520" cy="2983230"/>
+            <wp:docPr id="1" name="Picture 1"/>
+            <wp:cNvGraphicFramePr>
+              <a:graphicFrameLocks noChangeAspect="1"/>
+            </wp:cNvGraphicFramePr>
+            <a:graphic>
+              <a:graphicData uri="http://schemas.openxmlformats.org/drawingml/2006/picture">
+                <pic:pic>
+                  <pic:nvPicPr>
+                    <pic:cNvPr id="0" name="stage_throughput_latency.png"/>
+                    <pic:cNvPicPr/>
+                  </pic:nvPicPr>
+                  <pic:blipFill>
+                    <a:blip r:embed="rId9"/>
+                    <a:stretch>
+                      <a:fillRect/>
+                    </a:stretch>
+                  </pic:blipFill>
+                  <pic:spPr>
+                    <a:xfrm>
+                      <a:off x="0" y="0"/>
+                      <a:ext cx="5303520" cy="2983230"/>
+                    </a:xfrm>
+                    <a:prstGeom prst="rect"/>
+                  </pic:spPr>
+                </pic:pic>
+              </a:graphicData>
+            </a:graphic>
+          </wp:inline>
+        </w:drawing>
+      </w:r>
+    </w:p>
+    <w:p>
+      <w:pPr>
+        <w:spacing w:after="120"/>
+        <w:jc w:val="center"/>
+      </w:pPr>
+      <w:r>
+        <w:rPr>
+          <w:rFonts w:ascii="Calibri" w:hAnsi="Calibri"/>
+          <w:i/>
+          <w:color w:val="595959"/>
+          <w:sz w:val="19"/>
+        </w:rPr>
+        <w:t>Figure 1 — Official Run: Throughput (req/s) and Mean Latency (ms) across all 4 stages</w:t>
+      </w:r>
+    </w:p>
+    <w:p>
+      <w:pPr>
+        <w:spacing w:before="160" w:after="40"/>
+      </w:pPr>
+      <w:r>
+        <w:rPr>
+          <w:rFonts w:ascii="Calibri" w:hAnsi="Calibri"/>
+          <w:b/>
+          <w:color w:val="366092"/>
+          <w:sz w:val="24"/>
+        </w:rPr>
+        <w:t>3.2 Request Success vs Error Rate Breakdown</w:t>
+      </w:r>
+    </w:p>
+    <w:p>
+      <w:pPr>
+        <w:spacing w:line="288" w:lineRule="auto" w:after="100"/>
+      </w:pPr>
+      <w:r>
+        <w:rPr>
+          <w:rFonts w:ascii="Calibri" w:hAnsi="Calibri"/>
+          <w:sz w:val="22"/>
+        </w:rPr>
+        <w:t>Stage 1 and Stage 2 had virtually no errors (0.04% and 0.74%). Stages 3 and 4 had slightly higher error rates (4.32% and 4.46%) because at 750–1,000 users, some connections timed out waiting for SQLite write slots. These timeouts were non-fatal and the server recovered without crashing.</w:t>
+      </w:r>
+    </w:p>
+    <w:p>
+      <w:pPr>
+        <w:jc w:val="center"/>
+      </w:pPr>
+      <w:r>
+        <w:drawing>
+          <wp:inline xmlns:a="http://schemas.openxmlformats.org/drawingml/2006/main" xmlns:pic="http://schemas.openxmlformats.org/drawingml/2006/picture">
+            <wp:extent cx="5303520" cy="3030583"/>
+            <wp:docPr id="2" name="Picture 2"/>
+            <wp:cNvGraphicFramePr>
+              <a:graphicFrameLocks noChangeAspect="1"/>
+            </wp:cNvGraphicFramePr>
+            <a:graphic>
+              <a:graphicData uri="http://schemas.openxmlformats.org/drawingml/2006/picture">
+                <pic:pic>
+                  <pic:nvPicPr>
+                    <pic:cNvPr id="0" name="stage_success_breakdown.png"/>
+                    <pic:cNvPicPr/>
+                  </pic:nvPicPr>
+                  <pic:blipFill>
+                    <a:blip r:embed="rId10"/>
+                    <a:stretch>
+                      <a:fillRect/>
+                    </a:stretch>
+                  </pic:blipFill>
+                  <pic:spPr>
+                    <a:xfrm>
+                      <a:off x="0" y="0"/>
+                      <a:ext cx="5303520" cy="3030583"/>
+                    </a:xfrm>
+                    <a:prstGeom prst="rect"/>
+                  </pic:spPr>
+                </pic:pic>
+              </a:graphicData>
+            </a:graphic>
+          </wp:inline>
+        </w:drawing>
+      </w:r>
+    </w:p>
+    <w:p>
+      <w:pPr>
+        <w:spacing w:after="120"/>
+        <w:jc w:val="center"/>
+      </w:pPr>
+      <w:r>
+        <w:rPr>
+          <w:rFonts w:ascii="Calibri" w:hAnsi="Calibri"/>
+          <w:i/>
+          <w:color w:val="595959"/>
+          <w:sz w:val="19"/>
+        </w:rPr>
+        <w:t>Figure 2 — Success rate vs Error rate (%) per stage during the official benchmark</w:t>
+      </w:r>
+    </w:p>
+    <w:p>
+      <w:pPr>
+        <w:spacing w:before="240" w:after="60"/>
+      </w:pPr>
+      <w:r>
+        <w:rPr>
+          <w:rFonts w:ascii="Calibri" w:hAnsi="Calibri"/>
+          <w:b/>
+          <w:color w:val="1F497D"/>
+          <w:sz w:val="28"/>
+        </w:rPr>
+        <w:t>4. The Hardest Part: Message Completeness</w:t>
+      </w:r>
+    </w:p>
+    <w:p>
+      <w:pPr>
+        <w:spacing w:line="288" w:lineRule="auto" w:after="100"/>
+      </w:pPr>
+      <w:r>
+        <w:rPr>
+          <w:rFonts w:ascii="Calibri" w:hAnsi="Calibri"/>
+          <w:sz w:val="22"/>
+        </w:rPr>
+        <w:t>This was the most technically challenging part of the assignment. The leaderboard sends POST /message requests to the load balancer, which forwards each one to one of the three backend servers. So roughly:</w:t>
+      </w:r>
+    </w:p>
+    <w:p>
+      <w:pPr>
+        <w:pStyle w:val="ListBullet"/>
+      </w:pPr>
+      <w:r>
+        <w:rPr>
+          <w:rFonts w:ascii="Calibri" w:hAnsi="Calibri"/>
+          <w:sz w:val="22"/>
+        </w:rPr>
+        <w:t>Backend 1 (Sys 2) stores ~33% of all messages</w:t>
+      </w:r>
+    </w:p>
+    <w:p>
+      <w:pPr>
+        <w:pStyle w:val="ListBullet"/>
+      </w:pPr>
+      <w:r>
+        <w:rPr>
+          <w:rFonts w:ascii="Calibri" w:hAnsi="Calibri"/>
+          <w:sz w:val="22"/>
+        </w:rPr>
+        <w:t>Backend 2 (Sys 3) stores ~33% of all messages</w:t>
+      </w:r>
+    </w:p>
+    <w:p>
+      <w:pPr>
+        <w:pStyle w:val="ListBullet"/>
+      </w:pPr>
+      <w:r>
+        <w:rPr>
+          <w:rFonts w:ascii="Calibri" w:hAnsi="Calibri"/>
+          <w:sz w:val="22"/>
+        </w:rPr>
+        <w:t>Backend 3 (Sys 4) stores ~33% of all messages</w:t>
+      </w:r>
+    </w:p>
+    <w:p>
+      <w:pPr>
+        <w:spacing w:line="288" w:lineRule="auto" w:after="100"/>
+      </w:pPr>
+      <w:r>
+        <w:rPr>
+          <w:rFonts w:ascii="Calibri" w:hAnsi="Calibri"/>
+          <w:sz w:val="22"/>
+        </w:rPr>
+        <w:t>When the leaderboard does GET /feed at the end to check completeness, a naive reverse proxy would just send the request to ONE backend — which only knows about its ~33% of messages, giving a completeness score of around 30-35%. We initially experienced exactly this problem in earlier runs.</w:t>
+      </w:r>
+    </w:p>
+    <w:p>
+      <w:pPr>
+        <w:spacing w:before="160" w:after="40"/>
+      </w:pPr>
+      <w:r>
+        <w:rPr>
+          <w:rFonts w:ascii="Calibri" w:hAnsi="Calibri"/>
+          <w:b/>
+          <w:color w:val="366092"/>
+          <w:sz w:val="24"/>
+        </w:rPr>
+        <w:t>4.1 Our Solution: Unified Feed Aggregation</w:t>
+      </w:r>
+    </w:p>
+    <w:p>
+      <w:pPr>
+        <w:spacing w:line="288" w:lineRule="auto" w:after="100"/>
+      </w:pPr>
+      <w:r>
+        <w:rPr>
+          <w:rFonts w:ascii="Calibri" w:hAnsi="Calibri"/>
+          <w:sz w:val="22"/>
+        </w:rPr>
+        <w:t>We implemented a custom /feed handler in the Go load balancer (handleUnifiedFeed). When any client requests GET /feed, the load balancer:</w:t>
+      </w:r>
+    </w:p>
+    <w:p>
+      <w:pPr>
+        <w:pStyle w:val="ListNumber"/>
+      </w:pPr>
+      <w:r>
+        <w:rPr>
+          <w:rFonts w:ascii="Calibri" w:hAnsi="Calibri"/>
+          <w:sz w:val="22"/>
+        </w:rPr>
+        <w:t>Concurrently sends GET /feed?limit=100000 to ALL three backends simultaneously</w:t>
+      </w:r>
+    </w:p>
+    <w:p>
+      <w:pPr>
+        <w:pStyle w:val="ListNumber"/>
+      </w:pPr>
+      <w:r>
+        <w:rPr>
+          <w:rFonts w:ascii="Calibri" w:hAnsi="Calibri"/>
+          <w:sz w:val="22"/>
+        </w:rPr>
+        <w:t>Collects responses from all three in parallel using Go goroutines</w:t>
+      </w:r>
+    </w:p>
+    <w:p>
+      <w:pPr>
+        <w:pStyle w:val="ListNumber"/>
+      </w:pPr>
+      <w:r>
+        <w:rPr>
+          <w:rFonts w:ascii="Calibri" w:hAnsi="Calibri"/>
+          <w:sz w:val="22"/>
+        </w:rPr>
+        <w:t>Merges all messages into a single map, using the unique message ID as the key (automatic deduplication)</w:t>
+      </w:r>
+    </w:p>
+    <w:p>
+      <w:pPr>
+        <w:pStyle w:val="ListNumber"/>
+      </w:pPr>
+      <w:r>
+        <w:rPr>
+          <w:rFonts w:ascii="Calibri" w:hAnsi="Calibri"/>
+          <w:sz w:val="22"/>
+        </w:rPr>
+        <w:t>Sorts the merged list chronologically by timestamp</w:t>
+      </w:r>
+    </w:p>
+    <w:p>
+      <w:pPr>
+        <w:pStyle w:val="ListNumber"/>
+      </w:pPr>
+      <w:r>
+        <w:rPr>
+          <w:rFonts w:ascii="Calibri" w:hAnsi="Calibri"/>
+          <w:sz w:val="22"/>
+        </w:rPr>
+        <w:t>Caches the result for 5 seconds (so concurrent /feed requests during the test are served from memory)</w:t>
+      </w:r>
+    </w:p>
+    <w:p>
+      <w:pPr>
+        <w:pStyle w:val="ListNumber"/>
+      </w:pPr>
+      <w:r>
+        <w:rPr>
+          <w:rFonts w:ascii="Calibri" w:hAnsi="Calibri"/>
+          <w:sz w:val="22"/>
+        </w:rPr>
+        <w:t>Returns the complete, merged JSON to the client</w:t>
+      </w:r>
+    </w:p>
+    <w:p>
+      <w:pPr>
+        <w:spacing w:line="288" w:lineRule="auto" w:after="100"/>
+      </w:pPr>
+      <w:r>
+        <w:rPr>
+          <w:rFonts w:ascii="Calibri" w:hAnsi="Calibri"/>
+          <w:sz w:val="22"/>
+        </w:rPr>
+        <w:t>The result: 18,994 messages accepted, 18,994 found in /feed, 0 lost. 100.00% completeness.</w:t>
+      </w:r>
+    </w:p>
+    <w:p/>
+    <w:p>
+      <w:pPr>
+        <w:jc w:val="center"/>
+      </w:pPr>
+      <w:r>
+        <w:drawing>
+          <wp:inline xmlns:a="http://schemas.openxmlformats.org/drawingml/2006/main" xmlns:pic="http://schemas.openxmlformats.org/drawingml/2006/picture">
+            <wp:extent cx="5303520" cy="3977640"/>
+            <wp:docPr id="3" name="Picture 3"/>
+            <wp:cNvGraphicFramePr>
+              <a:graphicFrameLocks noChangeAspect="1"/>
+            </wp:cNvGraphicFramePr>
+            <a:graphic>
+              <a:graphicData uri="http://schemas.openxmlformats.org/drawingml/2006/picture">
+                <pic:pic>
+                  <pic:nvPicPr>
+                    <pic:cNvPr id="0" name="message_completeness_pie.png"/>
+                    <pic:cNvPicPr/>
+                  </pic:nvPicPr>
+                  <pic:blipFill>
+                    <a:blip r:embed="rId11"/>
+                    <a:stretch>
+                      <a:fillRect/>
+                    </a:stretch>
+                  </pic:blipFill>
+                  <pic:spPr>
+                    <a:xfrm>
+                      <a:off x="0" y="0"/>
+                      <a:ext cx="5303520" cy="3977640"/>
+                    </a:xfrm>
+                    <a:prstGeom prst="rect"/>
+                  </pic:spPr>
+                </pic:pic>
+              </a:graphicData>
+            </a:graphic>
+          </wp:inline>
+        </w:drawing>
+      </w:r>
+    </w:p>
+    <w:p>
+      <w:pPr>
+        <w:spacing w:after="120"/>
+        <w:jc w:val="center"/>
+      </w:pPr>
+      <w:r>
+        <w:rPr>
+          <w:rFonts w:ascii="Calibri" w:hAnsi="Calibri"/>
+          <w:i/>
+          <w:color w:val="595959"/>
+          <w:sz w:val="19"/>
+        </w:rPr>
+        <w:t>Figure 3 — Message Completeness: 100% of accepted messages were found in /feed (0 lost)</w:t>
+      </w:r>
+    </w:p>
+    <w:p>
+      <w:pPr>
+        <w:spacing w:before="160" w:after="40"/>
+      </w:pPr>
+      <w:r>
+        <w:rPr>
+          <w:rFonts w:ascii="Calibri" w:hAnsi="Calibri"/>
+          <w:b/>
+          <w:color w:val="366092"/>
+          <w:sz w:val="24"/>
+        </w:rPr>
+        <w:t>4.2 Traffic Distribution Across Backends</w:t>
+      </w:r>
+    </w:p>
+    <w:p>
+      <w:pPr>
+        <w:spacing w:line="288" w:lineRule="auto" w:after="100"/>
+      </w:pPr>
+      <w:r>
+        <w:rPr>
+          <w:rFonts w:ascii="Calibri" w:hAnsi="Calibri"/>
+          <w:sz w:val="22"/>
+        </w:rPr>
+        <w:t>The load balancer distributed traffic nearly equally across all three backend servers. This was achieved by the dynamic switching algorithm which monitors active in-flight requests and CPU load on each backend, always picking the least loaded one when the current backend crosses the configured threshold.</w:t>
+      </w:r>
+    </w:p>
+    <w:p>
+      <w:pPr>
+        <w:jc w:val="center"/>
+      </w:pPr>
+      <w:r>
+        <w:drawing>
+          <wp:inline xmlns:a="http://schemas.openxmlformats.org/drawingml/2006/main" xmlns:pic="http://schemas.openxmlformats.org/drawingml/2006/picture">
+            <wp:extent cx="5303520" cy="3977640"/>
+            <wp:docPr id="4" name="Picture 4"/>
+            <wp:cNvGraphicFramePr>
+              <a:graphicFrameLocks noChangeAspect="1"/>
+            </wp:cNvGraphicFramePr>
+            <a:graphic>
+              <a:graphicData uri="http://schemas.openxmlformats.org/drawingml/2006/picture">
+                <pic:pic>
+                  <pic:nvPicPr>
+                    <pic:cNvPr id="0" name="backend_distribution_pie.png"/>
+                    <pic:cNvPicPr/>
+                  </pic:nvPicPr>
+                  <pic:blipFill>
+                    <a:blip r:embed="rId12"/>
+                    <a:stretch>
+                      <a:fillRect/>
+                    </a:stretch>
+                  </pic:blipFill>
+                  <pic:spPr>
+                    <a:xfrm>
+                      <a:off x="0" y="0"/>
+                      <a:ext cx="5303520" cy="3977640"/>
+                    </a:xfrm>
+                    <a:prstGeom prst="rect"/>
+                  </pic:spPr>
+                </pic:pic>
+              </a:graphicData>
+            </a:graphic>
+          </wp:inline>
+        </w:drawing>
+      </w:r>
+    </w:p>
+    <w:p>
+      <w:pPr>
+        <w:spacing w:after="120"/>
+        <w:jc w:val="center"/>
+      </w:pPr>
+      <w:r>
+        <w:rPr>
+          <w:rFonts w:ascii="Calibri" w:hAnsi="Calibri"/>
+          <w:i/>
+          <w:color w:val="595959"/>
+          <w:sz w:val="19"/>
+        </w:rPr>
+        <w:t>Figure 4 — Traffic distribution across all 3 backend nodes (approximately equal thirds)</w:t>
+      </w:r>
+    </w:p>
+    <w:p>
+      <w:pPr>
+        <w:spacing w:before="240" w:after="60"/>
+      </w:pPr>
+      <w:r>
+        <w:rPr>
+          <w:rFonts w:ascii="Calibri" w:hAnsi="Calibri"/>
+          <w:b/>
+          <w:color w:val="1F497D"/>
+          <w:sz w:val="28"/>
+        </w:rPr>
+        <w:t>5. Technical Problems We Solved</w:t>
+      </w:r>
+    </w:p>
+    <w:p>
+      <w:pPr>
+        <w:spacing w:before="160" w:after="40"/>
+      </w:pPr>
+      <w:r>
+        <w:rPr>
+          <w:rFonts w:ascii="Calibri" w:hAnsi="Calibri"/>
+          <w:b/>
+          <w:color w:val="366092"/>
+          <w:sz w:val="24"/>
+        </w:rPr>
+        <w:t>Problem 1: Load Balancer Crashing (OOM Kill)</w:t>
+      </w:r>
+    </w:p>
+    <w:p>
+      <w:pPr>
+        <w:spacing w:line="288" w:lineRule="auto" w:after="100"/>
+      </w:pPr>
+      <w:r>
+        <w:rPr>
+          <w:rFonts w:ascii="Calibri" w:hAnsi="Calibri"/>
+          <w:sz w:val="22"/>
+        </w:rPr>
+        <w:t>In earlier runs, the load balancer process was killed by the Linux kernel when Stage 4 started with 1,000 concurrent users. The logs showed: [1]+ Killed. The container had a strict 512MB cgroup memory limit (confirmed by: cat /sys/fs/cgroup/memory.max → 536870912 bytes).</w:t>
+      </w:r>
+    </w:p>
+    <w:p>
+      <w:pPr>
+        <w:spacing w:line="288" w:lineRule="auto" w:after="100"/>
+      </w:pPr>
+      <w:r>
+        <w:rPr>
+          <w:rFonts w:ascii="Calibri" w:hAnsi="Calibri"/>
+          <w:sz w:val="22"/>
+        </w:rPr>
+        <w:t>We fixed this in three ways:</w:t>
+      </w:r>
+    </w:p>
+    <w:p>
+      <w:pPr>
+        <w:pStyle w:val="ListBullet"/>
+      </w:pPr>
+      <w:r>
+        <w:rPr>
+          <w:rFonts w:ascii="Calibri" w:hAnsi="Calibri"/>
+          <w:sz w:val="22"/>
+        </w:rPr>
+        <w:t>debug.SetMemoryLimit(300MB) — tells Go's garbage collector to be aggressive before reaching 300MB, so we never touch the 512MB container boundary</w:t>
+      </w:r>
+    </w:p>
+    <w:p>
+      <w:pPr>
+        <w:pStyle w:val="ListBullet"/>
+      </w:pPr>
+      <w:r>
+        <w:rPr>
+          <w:rFonts w:ascii="Calibri" w:hAnsi="Calibri"/>
+          <w:sz w:val="22"/>
+        </w:rPr>
+        <w:t>Reduced MaxIdleConns from 10,000 to 600 — this freed ~250MB of idle TCP socket buffer memory that was previously being held unnecessarily</w:t>
+      </w:r>
+    </w:p>
+    <w:p>
+      <w:pPr>
+        <w:pStyle w:val="ListBullet"/>
+      </w:pPr>
+      <w:r>
+        <w:rPr>
+          <w:rFonts w:ascii="Calibri" w:hAnsi="Calibri"/>
+          <w:sz w:val="22"/>
+        </w:rPr>
+        <w:t>debug.FreeOSMemory() after building feed JSON — immediately returns heap memory to the OS after each large aggregation operation</w:t>
+      </w:r>
+    </w:p>
+    <w:p>
+      <w:pPr>
+        <w:spacing w:before="160" w:after="40"/>
+      </w:pPr>
+      <w:r>
+        <w:rPr>
+          <w:rFonts w:ascii="Calibri" w:hAnsi="Calibri"/>
+          <w:b/>
+          <w:color w:val="366092"/>
+          <w:sz w:val="24"/>
+        </w:rPr>
+        <w:t>Problem 2: SQLite Lock Contention</w:t>
+      </w:r>
+    </w:p>
+    <w:p>
+      <w:pPr>
+        <w:spacing w:line="288" w:lineRule="auto" w:after="100"/>
+      </w:pPr>
+      <w:r>
+        <w:rPr>
+          <w:rFonts w:ascii="Calibri" w:hAnsi="Calibri"/>
+          <w:sz w:val="22"/>
+        </w:rPr>
+        <w:t>In one run, Stages 2, 3, and 4 had nearly 100% errors. The root cause: app.py was calling _invalidate_feed_cache() on every single POST request. Under 500+ concurrent users, 20% of traffic is GET /feed. Every POST wiped the cache, causing every /feed to run a full-table-scan SQL query against SQLite simultaneously — while writes were also happening. This caused SQLite file locks to stack up, workers to time out, and the benchmark to fail.</w:t>
+      </w:r>
+    </w:p>
+    <w:p>
+      <w:pPr>
+        <w:spacing w:line="288" w:lineRule="auto" w:after="100"/>
+      </w:pPr>
+      <w:r>
+        <w:rPr>
+          <w:rFonts w:ascii="Calibri" w:hAnsi="Calibri"/>
+          <w:sz w:val="22"/>
+        </w:rPr>
+        <w:t>Fix: We changed _invalidate_feed_cache() to a no-op (pass). The cache now expires naturally after 500ms (TTL). During bursts, 99% of /feed requests are answered from RAM in &lt;1ms, keeping SQLite 100% available for writes.</w:t>
+      </w:r>
+    </w:p>
+    <w:p>
+      <w:pPr>
+        <w:spacing w:before="160" w:after="40"/>
+      </w:pPr>
+      <w:r>
+        <w:rPr>
+          <w:rFonts w:ascii="Calibri" w:hAnsi="Calibri"/>
+          <w:b/>
+          <w:color w:val="366092"/>
+          <w:sz w:val="24"/>
+        </w:rPr>
+        <w:t>Problem 3: Incomplete Feed (30% Completeness)</w:t>
+      </w:r>
+    </w:p>
+    <w:p>
+      <w:pPr>
+        <w:spacing w:line="288" w:lineRule="auto" w:after="100"/>
+      </w:pPr>
+      <w:r>
+        <w:rPr>
+          <w:rFonts w:ascii="Calibri" w:hAnsi="Calibri"/>
+          <w:sz w:val="22"/>
+        </w:rPr>
+        <w:t>When we reverted to a simple reverse proxy (without the unified feed aggregator), the leaderboard's final GET /feed was forwarded to just one backend. That backend only had ~30% of messages. Completeness score: 30.53%. Solution: restore handleUnifiedFeed in loadbalancer.go (described in Section 4.1).</w:t>
+      </w:r>
+    </w:p>
+    <w:p>
+      <w:pPr>
+        <w:spacing w:before="240" w:after="60"/>
+      </w:pPr>
+      <w:r>
+        <w:rPr>
+          <w:rFonts w:ascii="Calibri" w:hAnsi="Calibri"/>
+          <w:b/>
+          <w:color w:val="1F497D"/>
+          <w:sz w:val="28"/>
+        </w:rPr>
+        <w:t>6. Threshold Optimization</w:t>
+      </w:r>
+    </w:p>
+    <w:p>
+      <w:pPr>
+        <w:spacing w:line="288" w:lineRule="auto" w:after="100"/>
+      </w:pPr>
+      <w:r>
+        <w:rPr>
+          <w:rFonts w:ascii="Calibri" w:hAnsi="Calibri"/>
+          <w:sz w:val="22"/>
+        </w:rPr>
+        <w:t>We ran experiments to find the best 'switching threshold' — the number of in-flight requests on a backend before we switch traffic to another backend. Here are the results:</w:t>
+      </w:r>
+    </w:p>
+    <w:tbl>
+      <w:tblPr>
+        <w:tblW w:type="auto" w:w="0"/>
+        <w:jc w:val="center"/>
+        <w:tblLook w:firstColumn="1" w:firstRow="1" w:lastColumn="0" w:lastRow="0" w:noHBand="0" w:noVBand="1" w:val="04A0"/>
+        <w:tblBorders>
+          <w:top w:val="single" w:sz="4" w:space="0" w:color="C0C0C0"/>
+          <w:left w:val="single" w:sz="4" w:space="0" w:color="C0C0C0"/>
+          <w:bottom w:val="single" w:sz="4" w:space="0" w:color="C0C0C0"/>
+          <w:right w:val="single" w:sz="4" w:space="0" w:color="C0C0C0"/>
+          <w:insideH w:val="single" w:sz="4" w:space="0" w:color="C0C0C0"/>
+          <w:insideV w:val="single" w:sz="4" w:space="0" w:color="C0C0C0"/>
+        </w:tblBorders>
+      </w:tblPr>
+      <w:tblGrid>
+        <w:gridCol w:w="2340"/>
+        <w:gridCol w:w="2340"/>
+        <w:gridCol w:w="2340"/>
+        <w:gridCol w:w="2340"/>
+      </w:tblGrid>
+      <w:tr>
+        <w:tc>
+          <w:tcPr>
+            <w:tcW w:type="dxa" w:w="2340"/>
+            <w:shd w:val="clear" w:color="auto" w:fill="1F497D"/>
+          </w:tcPr>
+          <w:p>
+            <w:r>
+              <w:rPr>
+                <w:b/>
+                <w:color w:val="FFFFFF"/>
+                <w:sz w:val="21"/>
+              </w:rPr>
+              <w:t>Threshold (T)</w:t>
+            </w:r>
+          </w:p>
+        </w:tc>
+        <w:tc>
+          <w:tcPr>
+            <w:tcW w:type="dxa" w:w="2340"/>
+            <w:shd w:val="clear" w:color="auto" w:fill="1F497D"/>
+          </w:tcPr>
+          <w:p>
+            <w:r>
+              <w:rPr>
+                <w:b/>
+                <w:color w:val="FFFFFF"/>
+                <w:sz w:val="21"/>
+              </w:rPr>
+              <w:t>Throughput</w:t>
+            </w:r>
+          </w:p>
+        </w:tc>
+        <w:tc>
+          <w:tcPr>
+            <w:tcW w:type="dxa" w:w="2340"/>
+            <w:shd w:val="clear" w:color="auto" w:fill="1F497D"/>
+          </w:tcPr>
+          <w:p>
+            <w:r>
+              <w:rPr>
+                <w:b/>
+                <w:color w:val="FFFFFF"/>
+                <w:sz w:val="21"/>
+              </w:rPr>
+              <w:t>Mean Latency</w:t>
+            </w:r>
+          </w:p>
+        </w:tc>
+        <w:tc>
+          <w:tcPr>
+            <w:tcW w:type="dxa" w:w="2340"/>
+            <w:shd w:val="clear" w:color="auto" w:fill="1F497D"/>
+          </w:tcPr>
+          <w:p>
+            <w:r>
+              <w:rPr>
+                <w:b/>
+                <w:color w:val="FFFFFF"/>
+                <w:sz w:val="21"/>
+              </w:rPr>
+              <w:t>Notes</w:t>
+            </w:r>
+          </w:p>
+        </w:tc>
+      </w:tr>
+      <w:tr>
+        <w:tc>
+          <w:tcPr>
+            <w:tcW w:type="dxa" w:w="2340"/>
+            <w:shd w:val="clear" w:color="auto" w:fill="F2F8FF"/>
+          </w:tcPr>
+          <w:p>
+            <w:r>
+              <w:rPr>
+                <w:sz w:val="21"/>
+              </w:rPr>
+              <w:t>T = 5</w:t>
+            </w:r>
+          </w:p>
+        </w:tc>
+        <w:tc>
+          <w:tcPr>
+            <w:tcW w:type="dxa" w:w="2340"/>
+            <w:shd w:val="clear" w:color="auto" w:fill="F2F8FF"/>
+          </w:tcPr>
+          <w:p>
+            <w:r>
+              <w:rPr>
+                <w:sz w:val="21"/>
+              </w:rPr>
+              <w:t>292 req/s</w:t>
+            </w:r>
+          </w:p>
+        </w:tc>
+        <w:tc>
+          <w:tcPr>
+            <w:tcW w:type="dxa" w:w="2340"/>
+            <w:shd w:val="clear" w:color="auto" w:fill="F2F8FF"/>
+          </w:tcPr>
+          <w:p>
+            <w:r>
+              <w:rPr>
+                <w:sz w:val="21"/>
+              </w:rPr>
+              <w:t>71 ms</w:t>
+            </w:r>
+          </w:p>
+        </w:tc>
+        <w:tc>
+          <w:tcPr>
+            <w:tcW w:type="dxa" w:w="2340"/>
+            <w:shd w:val="clear" w:color="auto" w:fill="F2F8FF"/>
+          </w:tcPr>
+          <w:p>
+            <w:r>
+              <w:rPr>
+                <w:sz w:val="21"/>
+              </w:rPr>
+              <w:t>Fastest — may over-switch under burst</w:t>
+            </w:r>
+          </w:p>
+        </w:tc>
+      </w:tr>
+      <w:tr>
+        <w:tc>
+          <w:tcPr>
+            <w:tcW w:type="dxa" w:w="2340"/>
+            <w:shd w:val="clear" w:color="auto" w:fill="FFFFFF"/>
+          </w:tcPr>
+          <w:p>
+            <w:r>
+              <w:rPr>
+                <w:sz w:val="21"/>
+              </w:rPr>
+              <w:t>T = 10</w:t>
+            </w:r>
+          </w:p>
+        </w:tc>
+        <w:tc>
+          <w:tcPr>
+            <w:tcW w:type="dxa" w:w="2340"/>
+            <w:shd w:val="clear" w:color="auto" w:fill="FFFFFF"/>
+          </w:tcPr>
+          <w:p>
+            <w:r>
+              <w:rPr>
+                <w:sz w:val="21"/>
+              </w:rPr>
+              <w:t>135 req/s</w:t>
+            </w:r>
+          </w:p>
+        </w:tc>
+        <w:tc>
+          <w:tcPr>
+            <w:tcW w:type="dxa" w:w="2340"/>
+            <w:shd w:val="clear" w:color="auto" w:fill="FFFFFF"/>
+          </w:tcPr>
+          <w:p>
+            <w:r>
+              <w:rPr>
+                <w:sz w:val="21"/>
+              </w:rPr>
+              <w:t>180 ms</w:t>
+            </w:r>
+          </w:p>
+        </w:tc>
+        <w:tc>
+          <w:tcPr>
+            <w:tcW w:type="dxa" w:w="2340"/>
+            <w:shd w:val="clear" w:color="auto" w:fill="FFFFFF"/>
+          </w:tcPr>
+          <w:p>
+            <w:r>
+              <w:rPr>
+                <w:sz w:val="21"/>
+              </w:rPr>
+              <w:t>Good balance</w:t>
+            </w:r>
+          </w:p>
+        </w:tc>
+      </w:tr>
+      <w:tr>
+        <w:tc>
+          <w:tcPr>
+            <w:tcW w:type="dxa" w:w="2340"/>
+            <w:shd w:val="clear" w:color="auto" w:fill="E2EFDA"/>
+          </w:tcPr>
+          <w:p>
+            <w:r>
+              <w:rPr>
+                <w:b/>
+                <w:sz w:val="21"/>
+              </w:rPr>
+              <w:t>T = 15 ✓</w:t>
+            </w:r>
+          </w:p>
+        </w:tc>
+        <w:tc>
+          <w:tcPr>
+            <w:tcW w:type="dxa" w:w="2340"/>
+            <w:shd w:val="clear" w:color="auto" w:fill="E2EFDA"/>
+          </w:tcPr>
+          <w:p>
+            <w:r>
+              <w:rPr>
+                <w:b/>
+                <w:sz w:val="21"/>
+              </w:rPr>
+              <w:t>87 req/s</w:t>
+            </w:r>
+          </w:p>
+        </w:tc>
+        <w:tc>
+          <w:tcPr>
+            <w:tcW w:type="dxa" w:w="2340"/>
+            <w:shd w:val="clear" w:color="auto" w:fill="E2EFDA"/>
+          </w:tcPr>
+          <w:p>
+            <w:r>
+              <w:rPr>
+                <w:b/>
+                <w:sz w:val="21"/>
+              </w:rPr>
+              <w:t>300 ms</w:t>
+            </w:r>
+          </w:p>
+        </w:tc>
+        <w:tc>
+          <w:tcPr>
+            <w:tcW w:type="dxa" w:w="2340"/>
+            <w:shd w:val="clear" w:color="auto" w:fill="E2EFDA"/>
+          </w:tcPr>
+          <w:p>
+            <w:r>
+              <w:rPr>
+                <w:b/>
+                <w:sz w:val="21"/>
+              </w:rPr>
+              <w:t>Current — most stable under 1000 users</w:t>
+            </w:r>
+          </w:p>
+        </w:tc>
+      </w:tr>
+      <w:tr>
+        <w:tc>
+          <w:tcPr>
+            <w:tcW w:type="dxa" w:w="2340"/>
+            <w:shd w:val="clear" w:color="auto" w:fill="FFFFFF"/>
+          </w:tcPr>
+          <w:p>
+            <w:r>
+              <w:rPr>
+                <w:sz w:val="21"/>
+              </w:rPr>
+              <w:t>T = 20</w:t>
+            </w:r>
+          </w:p>
+        </w:tc>
+        <w:tc>
+          <w:tcPr>
+            <w:tcW w:type="dxa" w:w="2340"/>
+            <w:shd w:val="clear" w:color="auto" w:fill="FFFFFF"/>
+          </w:tcPr>
+          <w:p>
+            <w:r>
+              <w:rPr>
+                <w:sz w:val="21"/>
+              </w:rPr>
+              <w:t>89 req/s</w:t>
+            </w:r>
+          </w:p>
+        </w:tc>
+        <w:tc>
+          <w:tcPr>
+            <w:tcW w:type="dxa" w:w="2340"/>
+            <w:shd w:val="clear" w:color="auto" w:fill="FFFFFF"/>
+          </w:tcPr>
+          <w:p>
+            <w:r>
+              <w:rPr>
+                <w:sz w:val="21"/>
+              </w:rPr>
+              <w:t>293 ms</w:t>
+            </w:r>
+          </w:p>
+        </w:tc>
+        <w:tc>
+          <w:tcPr>
+            <w:tcW w:type="dxa" w:w="2340"/>
+            <w:shd w:val="clear" w:color="auto" w:fill="FFFFFF"/>
+          </w:tcPr>
+          <w:p>
+            <w:r>
+              <w:rPr>
+                <w:sz w:val="21"/>
+              </w:rPr>
+              <w:t>Similar to T=15</w:t>
+            </w:r>
+          </w:p>
+        </w:tc>
+      </w:tr>
+      <w:tr>
+        <w:tc>
+          <w:tcPr>
+            <w:tcW w:type="dxa" w:w="2340"/>
+            <w:shd w:val="clear" w:color="auto" w:fill="F2F8FF"/>
+          </w:tcPr>
+          <w:p>
+            <w:r>
+              <w:rPr>
+                <w:sz w:val="21"/>
+              </w:rPr>
+              <w:t>T = 25</w:t>
+            </w:r>
+          </w:p>
+        </w:tc>
+        <w:tc>
+          <w:tcPr>
+            <w:tcW w:type="dxa" w:w="2340"/>
+            <w:shd w:val="clear" w:color="auto" w:fill="F2F8FF"/>
+          </w:tcPr>
+          <w:p>
+            <w:r>
+              <w:rPr>
+                <w:sz w:val="21"/>
+              </w:rPr>
+              <w:t>77 req/s</w:t>
+            </w:r>
+          </w:p>
+        </w:tc>
+        <w:tc>
+          <w:tcPr>
+            <w:tcW w:type="dxa" w:w="2340"/>
+            <w:shd w:val="clear" w:color="auto" w:fill="F2F8FF"/>
+          </w:tcPr>
+          <w:p>
+            <w:r>
+              <w:rPr>
+                <w:sz w:val="21"/>
+              </w:rPr>
+              <w:t>318 ms</w:t>
+            </w:r>
+          </w:p>
+        </w:tc>
+        <w:tc>
+          <w:tcPr>
+            <w:tcW w:type="dxa" w:w="2340"/>
+            <w:shd w:val="clear" w:color="auto" w:fill="F2F8FF"/>
+          </w:tcPr>
+          <w:p>
+            <w:r>
+              <w:rPr>
+                <w:sz w:val="21"/>
+              </w:rPr>
+              <w:t>Getting slower</w:t>
+            </w:r>
+          </w:p>
+        </w:tc>
+      </w:tr>
+      <w:tr>
+        <w:tc>
+          <w:tcPr>
+            <w:tcW w:type="dxa" w:w="2340"/>
+            <w:shd w:val="clear" w:color="auto" w:fill="FFFFFF"/>
+          </w:tcPr>
+          <w:p>
+            <w:r>
+              <w:rPr>
+                <w:sz w:val="21"/>
+              </w:rPr>
+              <w:t>T = 30</w:t>
+            </w:r>
+          </w:p>
+        </w:tc>
+        <w:tc>
+          <w:tcPr>
+            <w:tcW w:type="dxa" w:w="2340"/>
+            <w:shd w:val="clear" w:color="auto" w:fill="FFFFFF"/>
+          </w:tcPr>
+          <w:p>
+            <w:r>
+              <w:rPr>
+                <w:sz w:val="21"/>
+              </w:rPr>
+              <w:t>64 req/s</w:t>
+            </w:r>
+          </w:p>
+        </w:tc>
+        <w:tc>
+          <w:tcPr>
+            <w:tcW w:type="dxa" w:w="2340"/>
+            <w:shd w:val="clear" w:color="auto" w:fill="FFFFFF"/>
+          </w:tcPr>
+          <w:p>
+            <w:r>
+              <w:rPr>
+                <w:sz w:val="21"/>
+              </w:rPr>
+              <w:t>410 ms</w:t>
+            </w:r>
+          </w:p>
+        </w:tc>
+        <w:tc>
+          <w:tcPr>
+            <w:tcW w:type="dxa" w:w="2340"/>
+            <w:shd w:val="clear" w:color="auto" w:fill="FFFFFF"/>
+          </w:tcPr>
+          <w:p>
+            <w:r>
+              <w:rPr>
+                <w:sz w:val="21"/>
+              </w:rPr>
+              <w:t>Slow — waits too long to switch</w:t>
+            </w:r>
+          </w:p>
+        </w:tc>
+      </w:tr>
+      <w:tr>
+        <w:tc>
+          <w:tcPr>
+            <w:tcW w:type="dxa" w:w="2340"/>
+            <w:shd w:val="clear" w:color="auto" w:fill="F2F8FF"/>
+          </w:tcPr>
+          <w:p>
+            <w:r>
+              <w:rPr>
+                <w:sz w:val="21"/>
+              </w:rPr>
+              <w:t>T = 40</w:t>
+            </w:r>
+          </w:p>
+        </w:tc>
+        <w:tc>
+          <w:tcPr>
+            <w:tcW w:type="dxa" w:w="2340"/>
+            <w:shd w:val="clear" w:color="auto" w:fill="F2F8FF"/>
+          </w:tcPr>
+          <w:p>
+            <w:r>
+              <w:rPr>
+                <w:sz w:val="21"/>
+              </w:rPr>
+              <w:t>45 req/s</w:t>
+            </w:r>
+          </w:p>
+        </w:tc>
+        <w:tc>
+          <w:tcPr>
+            <w:tcW w:type="dxa" w:w="2340"/>
+            <w:shd w:val="clear" w:color="auto" w:fill="F2F8FF"/>
+          </w:tcPr>
+          <w:p>
+            <w:r>
+              <w:rPr>
+                <w:sz w:val="21"/>
+              </w:rPr>
+              <w:t>657 ms</w:t>
+            </w:r>
+          </w:p>
+        </w:tc>
+        <w:tc>
+          <w:tcPr>
+            <w:tcW w:type="dxa" w:w="2340"/>
+            <w:shd w:val="clear" w:color="auto" w:fill="F2F8FF"/>
+          </w:tcPr>
+          <w:p>
+            <w:r>
+              <w:rPr>
+                <w:sz w:val="21"/>
+              </w:rPr>
+              <w:t>Very slow — effectively no switching</w:t>
+            </w:r>
+          </w:p>
+        </w:tc>
+      </w:tr>
+    </w:tbl>
+    <w:p/>
+    <w:p>
+      <w:pPr>
+        <w:spacing w:line="288" w:lineRule="auto" w:after="100"/>
+      </w:pPr>
+      <w:r>
+        <w:rPr>
+          <w:rFonts w:ascii="Calibri" w:hAnsi="Calibri"/>
+          <w:sz w:val="22"/>
+        </w:rPr>
+        <w:t>We chose T=15 for the official run because it provides the best stability under 1,000 concurrent users without excessive switching overhead. T=5 is theoretically faster but caused instability under sustained high concurrency in our testing.</w:t>
+      </w:r>
+    </w:p>
+    <w:p>
+      <w:pPr>
+        <w:spacing w:before="240" w:after="60"/>
+      </w:pPr>
+      <w:r>
+        <w:rPr>
+          <w:rFonts w:ascii="Calibri" w:hAnsi="Calibri"/>
+          <w:b/>
+          <w:color w:val="1F497D"/>
+          <w:sz w:val="28"/>
+        </w:rPr>
+        <w:t>7. Security Features (Preserved from Previous Lab)</w:t>
+      </w:r>
+    </w:p>
+    <w:p>
+      <w:pPr>
+        <w:pStyle w:val="ListBullet"/>
+        <w:spacing w:after="80"/>
+      </w:pPr>
+      <w:r>
+        <w:rPr>
+          <w:rFonts w:ascii="Calibri" w:hAnsi="Calibri"/>
+          <w:sz w:val="22"/>
+        </w:rPr>
+        <w:t>Encryption at Rest: All messages are encrypted using Fernet (AES-128) before being stored in SQLite. Even if the database file is accessed directly, the messages are unreadable.</w:t>
+      </w:r>
+    </w:p>
+    <w:p>
+      <w:pPr>
+        <w:pStyle w:val="ListBullet"/>
+        <w:spacing w:after="80"/>
+      </w:pPr>
+      <w:r>
+        <w:rPr>
+          <w:rFonts w:ascii="Calibri" w:hAnsi="Calibri"/>
+          <w:sz w:val="22"/>
+        </w:rPr>
+        <w:t>Digital Signatures: Each message is signed with ECDSA P-256. The /feed response includes signature_valid: true/false for every message.</w:t>
+      </w:r>
+    </w:p>
+    <w:p>
+      <w:pPr>
+        <w:pStyle w:val="ListBullet"/>
+        <w:spacing w:after="80"/>
+      </w:pPr>
+      <w:r>
+        <w:rPr>
+          <w:rFonts w:ascii="Calibri" w:hAnsi="Calibri"/>
+          <w:sz w:val="22"/>
+        </w:rPr>
+        <w:t>SHA-256 Hash Chain: Each database row includes a hash of the previous row's hash + current content. This makes it tamper-evident — if any row is modified, the chain breaks.</w:t>
+      </w:r>
+    </w:p>
+    <w:p>
+      <w:pPr>
+        <w:pStyle w:val="ListBullet"/>
+        <w:spacing w:after="80"/>
+      </w:pPr>
+      <w:r>
+        <w:rPr>
+          <w:rFonts w:ascii="Calibri" w:hAnsi="Calibri"/>
+          <w:sz w:val="22"/>
+        </w:rPr>
+        <w:t>Zero Duplicate Insertions: Every message has a unique msg_id. The database uses ON CONFLICT(msg_id) DO NOTHING, so even if the load balancer retries a request, the message is only stored once.</w:t>
+      </w:r>
+    </w:p>
+    <w:p>
+      <w:pPr>
+        <w:spacing w:before="240" w:after="60"/>
+      </w:pPr>
+      <w:r>
+        <w:rPr>
+          <w:rFonts w:ascii="Calibri" w:hAnsi="Calibri"/>
+          <w:b/>
+          <w:color w:val="1F497D"/>
+          <w:sz w:val="28"/>
+        </w:rPr>
+        <w:t>8. Conclusion</w:t>
+      </w:r>
+    </w:p>
+    <w:p>
+      <w:pPr>
+        <w:spacing w:line="288" w:lineRule="auto" w:after="100"/>
+      </w:pPr>
+      <w:r>
+        <w:rPr>
+          <w:rFonts w:ascii="Calibri" w:hAnsi="Calibri"/>
+          <w:sz w:val="22"/>
+        </w:rPr>
+        <w:t>This assignment required solving a genuinely difficult distributed systems problem: how do you make GET /feed return ALL messages when those messages are spread across 3 independent databases? Our solution — a concurrent feed aggregator in the Go load balancer — worked perfectly, achieving 100% message completeness on the official leaderboard run.</w:t>
+      </w:r>
+    </w:p>
+    <w:p>
+      <w:pPr>
+        <w:spacing w:line="288" w:lineRule="auto" w:after="100"/>
+      </w:pPr>
+      <w:r>
+        <w:rPr>
+          <w:rFonts w:ascii="Calibri" w:hAnsi="Calibri"/>
+          <w:sz w:val="22"/>
+        </w:rPr>
+        <w:t>We also had to debug real production issues: OS-level OOM kills, SQLite lock contention under thousands of concurrent connections, and container cgroup memory limits. Each problem required understanding how the system worked at a low level to fix it properly.</w:t>
+      </w:r>
+    </w:p>
+    <w:p>
+      <w:pPr>
+        <w:spacing w:line="288" w:lineRule="auto" w:after="100"/>
+      </w:pPr>
+      <w:r>
+        <w:rPr>
+          <w:rFonts w:ascii="Calibri" w:hAnsi="Calibri"/>
+          <w:sz w:val="22"/>
+        </w:rPr>
+        <w:t>Final result: 19,519 successful requests out of 20,000, 100% feed completeness, 94% content correctness, 2.39% overall error rate, and a score of 12/15 marks.</w:t>
       </w:r>
     </w:p>
     <w:sectPr>
       <w:pgSz w:w="12240" w:h="15840"/>
-      <w:pgMar w:top="1152" w:right="1152" w:bottom="1152" w:left="1152" w:header="720" w:footer="720" w:gutter="0"/>
+      <w:pgMar w:top="1296" w:right="1440" w:bottom="1296" w:left="1440" w:header="720" w:footer="720" w:gutter="0"/>
       <w:cols w:space="720"/>
       <w:docGrid w:linePitch="360"/>
     </w:sectPr>
